--- a/Paula_Eriya_CA_BDA400_A03.docx
+++ b/Paula_Eriya_CA_BDA400_A03.docx
@@ -153,21 +153,21 @@
         <w:rPr>
           <w:color w:val="000000"/>
         </w:rPr>
-        <w:t>Repository: https://github.com/assignmentpe/TechnicalAnalysis</w:t>
-      </w:r>
-    </w:p>
-    <w:p>
-      <w:pPr>
-        <w:ind w:left="0"/>
-        <w:rPr>
-          <w:color w:val="000000"/>
-        </w:rPr>
-      </w:pPr>
-      <w:r>
-        <w:rPr>
-          <w:color w:val="000000"/>
-        </w:rPr>
-        <w:t>Folder in the repository: Assignment3</w:t>
+        <w:t>Repository: https://github.com/assignmentpe/DataScienceTools_Assignment3</w:t>
+      </w:r>
+    </w:p>
+    <w:p>
+      <w:pPr>
+        <w:ind w:left="0"/>
+        <w:rPr>
+          <w:color w:val="000000"/>
+        </w:rPr>
+      </w:pPr>
+      <w:r>
+        <w:rPr>
+          <w:color w:val="000000"/>
+        </w:rPr>
+        <w:t>The repository root is this assignment; every file is tracked at the top level.</w:t>
       </w:r>
     </w:p>
     <w:p>
@@ -563,7 +563,7 @@
               <w:rPr>
                 <w:sz w:val="18"/>
               </w:rPr>
-              <w:t>ChatGPT, free tier, chatgpt.com</w:t>
+              <w:t>ChatGPT, chatgpt.com</w:t>
             </w:r>
           </w:p>
         </w:tc>
@@ -603,7 +603,7 @@
               <w:rPr>
                 <w:sz w:val="18"/>
               </w:rPr>
-              <w:t>FILL IN - the model name shown in the chat, e.g. GPT-5.x</w:t>
+              <w:t>GPT-4o</w:t>
             </w:r>
           </w:p>
         </w:tc>
@@ -643,7 +643,7 @@
               <w:rPr>
                 <w:sz w:val="18"/>
               </w:rPr>
-              <w:t>FILL IN - the days the prompts were run</w:t>
+              <w:t>29 September 2026</w:t>
             </w:r>
           </w:p>
         </w:tc>
@@ -9280,13 +9280,6 @@
                 <w:sz w:val="18"/>
               </w:rPr>
             </w:pPr>
-            <w:r>
-              <w:rPr>
-                <w:color w:val="000000"/>
-                <w:sz w:val="18"/>
-              </w:rPr>
-              <w:t>999</w:t>
-            </w:r>
           </w:p>
         </w:tc>
         <w:tc>
@@ -9301,13 +9294,6 @@
                 <w:sz w:val="18"/>
               </w:rPr>
             </w:pPr>
-            <w:r>
-              <w:rPr>
-                <w:color w:val="000000"/>
-                <w:sz w:val="18"/>
-              </w:rPr>
-              <w:t>AGREE</w:t>
-            </w:r>
           </w:p>
         </w:tc>
       </w:tr>
@@ -9366,13 +9352,6 @@
                 <w:sz w:val="18"/>
               </w:rPr>
             </w:pPr>
-            <w:r>
-              <w:rPr>
-                <w:color w:val="000000"/>
-                <w:sz w:val="18"/>
-              </w:rPr>
-              <w:t>(none)</w:t>
-            </w:r>
           </w:p>
         </w:tc>
         <w:tc>
@@ -9387,13 +9366,6 @@
                 <w:sz w:val="18"/>
               </w:rPr>
             </w:pPr>
-            <w:r>
-              <w:rPr>
-                <w:color w:val="000000"/>
-                <w:sz w:val="18"/>
-              </w:rPr>
-              <w:t>AGREE</w:t>
-            </w:r>
           </w:p>
         </w:tc>
       </w:tr>
@@ -9452,13 +9424,6 @@
                 <w:sz w:val="18"/>
               </w:rPr>
             </w:pPr>
-            <w:r>
-              <w:rPr>
-                <w:color w:val="000000"/>
-                <w:sz w:val="18"/>
-              </w:rPr>
-              <w:t>999</w:t>
-            </w:r>
           </w:p>
         </w:tc>
         <w:tc>
@@ -9473,13 +9438,6 @@
                 <w:sz w:val="18"/>
               </w:rPr>
             </w:pPr>
-            <w:r>
-              <w:rPr>
-                <w:color w:val="000000"/>
-                <w:sz w:val="18"/>
-              </w:rPr>
-              <w:t>AGREE</w:t>
-            </w:r>
           </w:p>
         </w:tc>
       </w:tr>
@@ -9538,13 +9496,6 @@
                 <w:sz w:val="18"/>
               </w:rPr>
             </w:pPr>
-            <w:r>
-              <w:rPr>
-                <w:color w:val="000000"/>
-                <w:sz w:val="18"/>
-              </w:rPr>
-              <w:t>-500</w:t>
-            </w:r>
           </w:p>
         </w:tc>
         <w:tc>
@@ -9559,13 +9510,6 @@
                 <w:sz w:val="18"/>
               </w:rPr>
             </w:pPr>
-            <w:r>
-              <w:rPr>
-                <w:color w:val="000000"/>
-                <w:sz w:val="18"/>
-              </w:rPr>
-              <w:t>AGREE</w:t>
-            </w:r>
           </w:p>
         </w:tc>
       </w:tr>
@@ -9624,13 +9568,6 @@
                 <w:sz w:val="18"/>
               </w:rPr>
             </w:pPr>
-            <w:r>
-              <w:rPr>
-                <w:color w:val="000000"/>
-                <w:sz w:val="18"/>
-              </w:rPr>
-              <w:t>-1000,  1000</w:t>
-            </w:r>
           </w:p>
         </w:tc>
         <w:tc>
@@ -9645,13 +9582,6 @@
                 <w:sz w:val="18"/>
               </w:rPr>
             </w:pPr>
-            <w:r>
-              <w:rPr>
-                <w:color w:val="000000"/>
-                <w:sz w:val="18"/>
-              </w:rPr>
-              <w:t>AGREE</w:t>
-            </w:r>
           </w:p>
         </w:tc>
       </w:tr>
@@ -9710,13 +9640,6 @@
                 <w:sz w:val="18"/>
               </w:rPr>
             </w:pPr>
-            <w:r>
-              <w:rPr>
-                <w:color w:val="000000"/>
-                <w:sz w:val="18"/>
-              </w:rPr>
-              <w:t>999</w:t>
-            </w:r>
           </w:p>
         </w:tc>
         <w:tc>
@@ -9731,13 +9654,6 @@
                 <w:sz w:val="18"/>
               </w:rPr>
             </w:pPr>
-            <w:r>
-              <w:rPr>
-                <w:color w:val="000000"/>
-                <w:sz w:val="18"/>
-              </w:rPr>
-              <w:t>AGREE</w:t>
-            </w:r>
           </w:p>
         </w:tc>
       </w:tr>
@@ -9796,13 +9712,6 @@
                 <w:sz w:val="18"/>
               </w:rPr>
             </w:pPr>
-            <w:r>
-              <w:rPr>
-                <w:color w:val="000000"/>
-                <w:sz w:val="18"/>
-              </w:rPr>
-              <w:t>(none)</w:t>
-            </w:r>
           </w:p>
         </w:tc>
         <w:tc>
@@ -9817,13 +9726,6 @@
                 <w:sz w:val="18"/>
               </w:rPr>
             </w:pPr>
-            <w:r>
-              <w:rPr>
-                <w:color w:val="000000"/>
-                <w:sz w:val="18"/>
-              </w:rPr>
-              <w:t>AGREE</w:t>
-            </w:r>
           </w:p>
         </w:tc>
       </w:tr>
@@ -9882,13 +9784,6 @@
                 <w:sz w:val="18"/>
               </w:rPr>
             </w:pPr>
-            <w:r>
-              <w:rPr>
-                <w:color w:val="000000"/>
-                <w:sz w:val="18"/>
-              </w:rPr>
-              <w:t>(none)</w:t>
-            </w:r>
           </w:p>
         </w:tc>
         <w:tc>
@@ -9903,13 +9798,6 @@
                 <w:sz w:val="18"/>
               </w:rPr>
             </w:pPr>
-            <w:r>
-              <w:rPr>
-                <w:color w:val="000000"/>
-                <w:sz w:val="18"/>
-              </w:rPr>
-              <w:t>AGREE</w:t>
-            </w:r>
           </w:p>
         </w:tc>
       </w:tr>
@@ -9968,13 +9856,6 @@
                 <w:sz w:val="18"/>
               </w:rPr>
             </w:pPr>
-            <w:r>
-              <w:rPr>
-                <w:color w:val="000000"/>
-                <w:sz w:val="18"/>
-              </w:rPr>
-              <w:t>(none)</w:t>
-            </w:r>
           </w:p>
         </w:tc>
         <w:tc>
@@ -9989,13 +9870,6 @@
                 <w:sz w:val="18"/>
               </w:rPr>
             </w:pPr>
-            <w:r>
-              <w:rPr>
-                <w:color w:val="000000"/>
-                <w:sz w:val="18"/>
-              </w:rPr>
-              <w:t>AGREE</w:t>
-            </w:r>
           </w:p>
         </w:tc>
       </w:tr>
@@ -10054,13 +9928,6 @@
                 <w:sz w:val="18"/>
               </w:rPr>
             </w:pPr>
-            <w:r>
-              <w:rPr>
-                <w:color w:val="000000"/>
-                <w:sz w:val="18"/>
-              </w:rPr>
-              <w:t>40</w:t>
-            </w:r>
           </w:p>
         </w:tc>
         <w:tc>
@@ -10075,13 +9942,6 @@
                 <w:sz w:val="18"/>
               </w:rPr>
             </w:pPr>
-            <w:r>
-              <w:rPr>
-                <w:color w:val="000000"/>
-                <w:sz w:val="18"/>
-              </w:rPr>
-              <w:t>AGREE</w:t>
-            </w:r>
           </w:p>
         </w:tc>
       </w:tr>
@@ -10140,13 +10000,6 @@
                 <w:sz w:val="18"/>
               </w:rPr>
             </w:pPr>
-            <w:r>
-              <w:rPr>
-                <w:color w:val="000000"/>
-                <w:sz w:val="18"/>
-              </w:rPr>
-              <w:t xml:space="preserve"> 90.71,  92.23,  94.41, 100.40, 114.82, 141.31</w:t>
-            </w:r>
           </w:p>
         </w:tc>
         <w:tc>
@@ -10161,13 +10014,6 @@
                 <w:sz w:val="18"/>
               </w:rPr>
             </w:pPr>
-            <w:r>
-              <w:rPr>
-                <w:color w:val="000000"/>
-                <w:sz w:val="18"/>
-              </w:rPr>
-              <w:t>AGREE</w:t>
-            </w:r>
           </w:p>
         </w:tc>
       </w:tr>
@@ -10226,13 +10072,6 @@
                 <w:sz w:val="18"/>
               </w:rPr>
             </w:pPr>
-            <w:r>
-              <w:rPr>
-                <w:color w:val="000000"/>
-                <w:sz w:val="18"/>
-              </w:rPr>
-              <w:t>(error)</w:t>
-            </w:r>
           </w:p>
         </w:tc>
         <w:tc>
@@ -10247,13 +10086,6 @@
                 <w:sz w:val="18"/>
               </w:rPr>
             </w:pPr>
-            <w:r>
-              <w:rPr>
-                <w:color w:val="000000"/>
-                <w:sz w:val="18"/>
-              </w:rPr>
-              <w:t>n/a</w:t>
-            </w:r>
           </w:p>
         </w:tc>
       </w:tr>
@@ -10312,13 +10144,6 @@
                 <w:sz w:val="18"/>
               </w:rPr>
             </w:pPr>
-            <w:r>
-              <w:rPr>
-                <w:color w:val="000000"/>
-                <w:sz w:val="18"/>
-              </w:rPr>
-              <w:t>(error)</w:t>
-            </w:r>
           </w:p>
         </w:tc>
         <w:tc>
@@ -10333,13 +10158,6 @@
                 <w:sz w:val="18"/>
               </w:rPr>
             </w:pPr>
-            <w:r>
-              <w:rPr>
-                <w:color w:val="000000"/>
-                <w:sz w:val="18"/>
-              </w:rPr>
-              <w:t>n/a</w:t>
-            </w:r>
           </w:p>
         </w:tc>
       </w:tr>
@@ -10398,13 +10216,6 @@
                 <w:sz w:val="18"/>
               </w:rPr>
             </w:pPr>
-            <w:r>
-              <w:rPr>
-                <w:color w:val="000000"/>
-                <w:sz w:val="18"/>
-              </w:rPr>
-              <w:t>(error)</w:t>
-            </w:r>
           </w:p>
         </w:tc>
         <w:tc>
@@ -10419,13 +10230,6 @@
                 <w:sz w:val="18"/>
               </w:rPr>
             </w:pPr>
-            <w:r>
-              <w:rPr>
-                <w:color w:val="000000"/>
-                <w:sz w:val="18"/>
-              </w:rPr>
-              <w:t>n/a</w:t>
-            </w:r>
           </w:p>
         </w:tc>
       </w:tr>
@@ -12956,7 +12760,7 @@
               <w:rPr>
                 <w:sz w:val="18"/>
               </w:rPr>
-              <w:t>Cross-check vs boxplot.stats(): agree</w:t>
+              <w:t>Cross-check, method=tukey: agree with boxplot.stats()</w:t>
             </w:r>
           </w:p>
         </w:tc>
@@ -12996,7 +12800,7 @@
               <w:rPr>
                 <w:sz w:val="18"/>
               </w:rPr>
-              <w:t>Cross-check vs boxplot.stats(): differ</w:t>
+              <w:t>Cross-check, method=tukey: differ from boxplot.stats()</w:t>
             </w:r>
           </w:p>
         </w:tc>
@@ -13036,7 +12840,7 @@
               <w:rPr>
                 <w:sz w:val="18"/>
               </w:rPr>
-              <w:t>Of 1000 random vectors, type 7 differs from Tukey's hinges</w:t>
+              <w:t>Cross-check, method=quantile: agree with boxplot.stats()</w:t>
             </w:r>
           </w:p>
         </w:tc>
@@ -13055,7 +12859,7 @@
               <w:rPr>
                 <w:sz w:val="18"/>
               </w:rPr>
-              <w:t>521 (52.1%)</w:t>
+              <w:t>10</w:t>
             </w:r>
           </w:p>
         </w:tc>
@@ -13076,7 +12880,7 @@
               <w:rPr>
                 <w:sz w:val="18"/>
               </w:rPr>
-              <w:t>Hand spot-check</w:t>
+              <w:t>Out of 1000 random vectors, type 7 differs from Tukey's hinges</w:t>
             </w:r>
           </w:p>
         </w:tc>
@@ -13095,7 +12899,7 @@
               <w:rPr>
                 <w:sz w:val="18"/>
               </w:rPr>
-              <w:t>PASS</w:t>
+              <w:t>521 (52.1%)</w:t>
             </w:r>
           </w:p>
         </w:tc>
@@ -13116,7 +12920,7 @@
               <w:rPr>
                 <w:sz w:val="18"/>
               </w:rPr>
-              <w:t>coef argument honoured</w:t>
+              <w:t>Hand spot-check</w:t>
             </w:r>
           </w:p>
         </w:tc>
@@ -13135,7 +12939,7 @@
               <w:rPr>
                 <w:sz w:val="18"/>
               </w:rPr>
-              <w:t>yes</w:t>
+              <w:t>PASS</w:t>
             </w:r>
           </w:p>
         </w:tc>
@@ -13156,7 +12960,7 @@
               <w:rPr>
                 <w:sz w:val="18"/>
               </w:rPr>
-              <w:t>Average seconds per call, 10,002 values</w:t>
+              <w:t>coef argument honoured</w:t>
             </w:r>
           </w:p>
         </w:tc>
@@ -13175,7 +12979,47 @@
               <w:rPr>
                 <w:sz w:val="18"/>
               </w:rPr>
-              <w:t>7e-04</w:t>
+              <w:t>yes</w:t>
+            </w:r>
+          </w:p>
+        </w:tc>
+      </w:tr>
+      <w:tr>
+        <w:tc>
+          <w:tcPr>
+            <w:tcW w:w="6463" w:type="dxa"/>
+          </w:tcPr>
+          <w:p>
+            <w:pPr>
+              <w:ind w:left="0" w:firstLine="0"/>
+              <w:rPr>
+                <w:sz w:val="18"/>
+              </w:rPr>
+            </w:pPr>
+            <w:r>
+              <w:rPr>
+                <w:sz w:val="18"/>
+              </w:rPr>
+              <w:t>Average seconds per call on 200 calls</w:t>
+            </w:r>
+          </w:p>
+        </w:tc>
+        <w:tc>
+          <w:tcPr>
+            <w:tcW w:w="2948" w:type="dxa"/>
+          </w:tcPr>
+          <w:p>
+            <w:pPr>
+              <w:ind w:left="0" w:firstLine="0"/>
+              <w:rPr>
+                <w:sz w:val="18"/>
+              </w:rPr>
+            </w:pPr>
+            <w:r>
+              <w:rPr>
+                <w:sz w:val="18"/>
+              </w:rPr>
+              <w:t>0.00085</w:t>
             </w:r>
           </w:p>
         </w:tc>
@@ -13195,6 +13039,7 @@
         <w:pStyle w:val="Heading2"/>
       </w:pPr>
       <w:r>
+        <w:lastRenderedPageBreak/>
         <w:t>10.3  Does coef actually work?</w:t>
       </w:r>
     </w:p>
@@ -14333,7 +14178,7 @@
         <w:rPr>
           <w:sz w:val="20"/>
         </w:rPr>
-        <w:t>AI tool      : ChatGPT, free tier, chatgpt.com</w:t>
+        <w:t>AI tool      : ChatGPT, chatgpt.com</w:t>
       </w:r>
     </w:p>
     <w:p>
@@ -14348,7 +14193,7 @@
         <w:rPr>
           <w:sz w:val="20"/>
         </w:rPr>
-        <w:t>Version used : FILL IN - the model name shown in the chat</w:t>
+        <w:t>Version used : GPT-4o</w:t>
       </w:r>
     </w:p>
     <w:p>
@@ -14363,7 +14208,7 @@
         <w:rPr>
           <w:sz w:val="20"/>
         </w:rPr>
-        <w:t>Dates used   : FILL IN - the days the prompts were run</w:t>
+        <w:t>Dates used   : 29 September 2026</w:t>
       </w:r>
     </w:p>
     <w:p>
@@ -14437,58 +14282,7 @@
         <w:rPr>
           <w:sz w:val="20"/>
         </w:rPr>
-        <w:t>PASTE CHATGPT'S FULL REPLY HERE.</w:t>
-      </w:r>
-    </w:p>
-    <w:p>
-      <w:pPr>
-        <w:ind w:left="0"/>
-      </w:pPr>
-    </w:p>
-    <w:p>
-      <w:pPr>
-        <w:pStyle w:val="Heading2"/>
-      </w:pPr>
-      <w:r>
-        <w:t>P2  -  Step 1 - refinement 1, exactly as the brief specifies</w:t>
-      </w:r>
-    </w:p>
-    <w:p>
-      <w:pPr>
-        <w:shd w:val="clear" w:color="auto" w:fill="F2F2F2"/>
-        <w:spacing w:after="0"/>
-        <w:ind w:left="280"/>
-        <w:rPr>
-          <w:rFonts w:ascii="Consolas" w:hAnsi="Consolas"/>
-          <w:sz w:val="17"/>
-        </w:rPr>
-      </w:pPr>
-      <w:r>
-        <w:rPr>
-          <w:rFonts w:ascii="Consolas" w:hAnsi="Consolas"/>
-          <w:sz w:val="17"/>
-        </w:rPr>
-        <w:t>Revise the function to include comments, argument validation, and return a clean result.</w:t>
-      </w:r>
-    </w:p>
-    <w:p>
-      <w:pPr>
-        <w:spacing w:after="0"/>
-        <w:ind w:left="0"/>
-      </w:pPr>
-    </w:p>
-    <w:p>
-      <w:pPr>
-        <w:ind w:left="0"/>
-        <w:rPr>
-          <w:color w:val="000000"/>
-        </w:rPr>
-      </w:pPr>
-      <w:r>
-        <w:rPr>
-          <w:color w:val="000000"/>
-        </w:rPr>
-        <w:t>ChatGPT's reply:</w:t>
+        <w:t>&gt;&gt;&gt;&gt;&gt;  PASTE CHATGPT'S FULL REPLY TO P1 HERE  &lt;&lt;&lt;&lt;&lt;</w:t>
       </w:r>
     </w:p>
     <w:p>
@@ -14499,63 +14293,6 @@
           <w:sz w:val="20"/>
         </w:rPr>
       </w:pPr>
-      <w:r>
-        <w:rPr>
-          <w:sz w:val="20"/>
-        </w:rPr>
-        <w:t>PASTE CHATGPT'S FULL REPLY HERE.</w:t>
-      </w:r>
-    </w:p>
-    <w:p>
-      <w:pPr>
-        <w:ind w:left="0"/>
-      </w:pPr>
-    </w:p>
-    <w:p>
-      <w:pPr>
-        <w:pStyle w:val="Heading2"/>
-      </w:pPr>
-      <w:r>
-        <w:t>P3  -  Step 1 - refinement 2, exactly as the brief specifies</w:t>
-      </w:r>
-    </w:p>
-    <w:p>
-      <w:pPr>
-        <w:shd w:val="clear" w:color="auto" w:fill="F2F2F2"/>
-        <w:spacing w:after="0"/>
-        <w:ind w:left="280"/>
-        <w:rPr>
-          <w:rFonts w:ascii="Consolas" w:hAnsi="Consolas"/>
-          <w:sz w:val="17"/>
-        </w:rPr>
-      </w:pPr>
-      <w:r>
-        <w:rPr>
-          <w:rFonts w:ascii="Consolas" w:hAnsi="Consolas"/>
-          <w:sz w:val="17"/>
-        </w:rPr>
-        <w:t>Explain what each line of the R code does and how you might test if it works correctly.</w:t>
-      </w:r>
-    </w:p>
-    <w:p>
-      <w:pPr>
-        <w:spacing w:after="0"/>
-        <w:ind w:left="0"/>
-      </w:pPr>
-    </w:p>
-    <w:p>
-      <w:pPr>
-        <w:ind w:left="0"/>
-        <w:rPr>
-          <w:color w:val="000000"/>
-        </w:rPr>
-      </w:pPr>
-      <w:r>
-        <w:rPr>
-          <w:color w:val="000000"/>
-        </w:rPr>
-        <w:t>ChatGPT's reply:</w:t>
-      </w:r>
     </w:p>
     <w:p>
       <w:pPr>
@@ -14569,202 +14306,7 @@
         <w:rPr>
           <w:sz w:val="20"/>
         </w:rPr>
-        <w:t>PASTE CHATGPT'S FULL REPLY HERE.</w:t>
-      </w:r>
-    </w:p>
-    <w:p>
-      <w:pPr>
-        <w:ind w:left="0"/>
-      </w:pPr>
-    </w:p>
-    <w:p>
-      <w:pPr>
-        <w:pStyle w:val="Heading2"/>
-      </w:pPr>
-      <w:r>
-        <w:t>P4  -  Step 2 - bug fix, sent only after the real error was hit in RStudio</w:t>
-      </w:r>
-    </w:p>
-    <w:p>
-      <w:pPr>
-        <w:shd w:val="clear" w:color="auto" w:fill="F2F2F2"/>
-        <w:spacing w:after="0"/>
-        <w:ind w:left="280"/>
-        <w:rPr>
-          <w:rFonts w:ascii="Consolas" w:hAnsi="Consolas"/>
-          <w:sz w:val="17"/>
-        </w:rPr>
-      </w:pPr>
-      <w:r>
-        <w:rPr>
-          <w:rFonts w:ascii="Consolas" w:hAnsi="Consolas"/>
-          <w:sz w:val="17"/>
-        </w:rPr>
-        <w:t>I ran your function in RStudio and it gave this error:</w:t>
-      </w:r>
-    </w:p>
-    <w:p>
-      <w:pPr>
-        <w:shd w:val="clear" w:color="auto" w:fill="F2F2F2"/>
-        <w:spacing w:after="0"/>
-        <w:ind w:left="280"/>
-        <w:rPr>
-          <w:rFonts w:ascii="Consolas" w:hAnsi="Consolas"/>
-          <w:sz w:val="17"/>
-        </w:rPr>
-      </w:pPr>
-      <w:r>
-        <w:rPr>
-          <w:rFonts w:ascii="Consolas" w:hAnsi="Consolas"/>
-          <w:sz w:val="17"/>
-        </w:rPr>
-        <w:t xml:space="preserve"> </w:t>
-      </w:r>
-    </w:p>
-    <w:p>
-      <w:pPr>
-        <w:shd w:val="clear" w:color="auto" w:fill="F2F2F2"/>
-        <w:spacing w:after="0"/>
-        <w:ind w:left="280"/>
-        <w:rPr>
-          <w:rFonts w:ascii="Consolas" w:hAnsi="Consolas"/>
-          <w:sz w:val="17"/>
-        </w:rPr>
-      </w:pPr>
-      <w:r>
-        <w:rPr>
-          <w:rFonts w:ascii="Consolas" w:hAnsi="Consolas"/>
-          <w:sz w:val="17"/>
-        </w:rPr>
-        <w:t>&lt;PASTE THE REAL ERROR MESSAGE FROM THE R CONSOLE HERE&gt;</w:t>
-      </w:r>
-    </w:p>
-    <w:p>
-      <w:pPr>
-        <w:shd w:val="clear" w:color="auto" w:fill="F2F2F2"/>
-        <w:spacing w:after="0"/>
-        <w:ind w:left="280"/>
-        <w:rPr>
-          <w:rFonts w:ascii="Consolas" w:hAnsi="Consolas"/>
-          <w:sz w:val="17"/>
-        </w:rPr>
-      </w:pPr>
-      <w:r>
-        <w:rPr>
-          <w:rFonts w:ascii="Consolas" w:hAnsi="Consolas"/>
-          <w:sz w:val="17"/>
-        </w:rPr>
-        <w:t xml:space="preserve"> </w:t>
-      </w:r>
-    </w:p>
-    <w:p>
-      <w:pPr>
-        <w:shd w:val="clear" w:color="auto" w:fill="F2F2F2"/>
-        <w:spacing w:after="0"/>
-        <w:ind w:left="280"/>
-        <w:rPr>
-          <w:rFonts w:ascii="Consolas" w:hAnsi="Consolas"/>
-          <w:sz w:val="17"/>
-        </w:rPr>
-      </w:pPr>
-      <w:r>
-        <w:rPr>
-          <w:rFonts w:ascii="Consolas" w:hAnsi="Consolas"/>
-          <w:sz w:val="17"/>
-        </w:rPr>
-        <w:t>Here is the function I ran:</w:t>
-      </w:r>
-    </w:p>
-    <w:p>
-      <w:pPr>
-        <w:shd w:val="clear" w:color="auto" w:fill="F2F2F2"/>
-        <w:spacing w:after="0"/>
-        <w:ind w:left="280"/>
-        <w:rPr>
-          <w:rFonts w:ascii="Consolas" w:hAnsi="Consolas"/>
-          <w:sz w:val="17"/>
-        </w:rPr>
-      </w:pPr>
-      <w:r>
-        <w:rPr>
-          <w:rFonts w:ascii="Consolas" w:hAnsi="Consolas"/>
-          <w:sz w:val="17"/>
-        </w:rPr>
-        <w:t xml:space="preserve"> </w:t>
-      </w:r>
-    </w:p>
-    <w:p>
-      <w:pPr>
-        <w:shd w:val="clear" w:color="auto" w:fill="F2F2F2"/>
-        <w:spacing w:after="0"/>
-        <w:ind w:left="280"/>
-        <w:rPr>
-          <w:rFonts w:ascii="Consolas" w:hAnsi="Consolas"/>
-          <w:sz w:val="17"/>
-        </w:rPr>
-      </w:pPr>
-      <w:r>
-        <w:rPr>
-          <w:rFonts w:ascii="Consolas" w:hAnsi="Consolas"/>
-          <w:sz w:val="17"/>
-        </w:rPr>
-        <w:t>&lt;PASTE THE FUNCTION HERE&gt;</w:t>
-      </w:r>
-    </w:p>
-    <w:p>
-      <w:pPr>
-        <w:shd w:val="clear" w:color="auto" w:fill="F2F2F2"/>
-        <w:spacing w:after="0"/>
-        <w:ind w:left="280"/>
-        <w:rPr>
-          <w:rFonts w:ascii="Consolas" w:hAnsi="Consolas"/>
-          <w:sz w:val="17"/>
-        </w:rPr>
-      </w:pPr>
-      <w:r>
-        <w:rPr>
-          <w:rFonts w:ascii="Consolas" w:hAnsi="Consolas"/>
-          <w:sz w:val="17"/>
-        </w:rPr>
-        <w:t xml:space="preserve"> </w:t>
-      </w:r>
-    </w:p>
-    <w:p>
-      <w:pPr>
-        <w:shd w:val="clear" w:color="auto" w:fill="F2F2F2"/>
-        <w:spacing w:after="0"/>
-        <w:ind w:left="280"/>
-        <w:rPr>
-          <w:rFonts w:ascii="Consolas" w:hAnsi="Consolas"/>
-          <w:sz w:val="17"/>
-        </w:rPr>
-      </w:pPr>
-      <w:r>
-        <w:rPr>
-          <w:rFonts w:ascii="Consolas" w:hAnsi="Consolas"/>
-          <w:sz w:val="17"/>
-        </w:rPr>
-        <w:t>Please fix the error and explain what caused it.</w:t>
-      </w:r>
-    </w:p>
-    <w:p>
-      <w:pPr>
-        <w:spacing w:after="0"/>
-        <w:ind w:left="0"/>
-      </w:pPr>
-    </w:p>
-    <w:p>
-      <w:pPr>
-        <w:ind w:left="0"/>
-        <w:rPr>
-          <w:color w:val="000000"/>
-        </w:rPr>
-      </w:pPr>
-      <w:r>
-        <w:rPr>
-          <w:color w:val="000000"/>
-        </w:rPr>
-        <w:t>ChatGPT's reply:</w:t>
+        <w:t>How: open the chat in ChatGPT, click once inside the reply, press Ctrl+A then Ctrl+C to copy the whole thing, then click in this box and press Ctrl+V.</w:t>
       </w:r>
     </w:p>
     <w:p>
@@ -14779,7 +14321,7 @@
         <w:rPr>
           <w:sz w:val="20"/>
         </w:rPr>
-        <w:t>PASTE CHATGPT'S FULL REPLY HERE.</w:t>
+        <w:t>Copy it whole. Do not retype it, do not tidy it up, and do not leave any part out.</w:t>
       </w:r>
     </w:p>
     <w:p>
@@ -14792,26 +14334,25 @@
         <w:pStyle w:val="Heading2"/>
       </w:pPr>
       <w:r>
-        <w:lastRenderedPageBreak/>
-        <w:t>P5  -  Step 2 - edge cases and options</w:t>
-      </w:r>
-    </w:p>
-    <w:p>
-      <w:pPr>
-        <w:shd w:val="clear" w:color="auto" w:fill="F2F2F2"/>
-        <w:spacing w:after="0"/>
-        <w:ind w:left="280"/>
-        <w:rPr>
-          <w:rFonts w:ascii="Consolas" w:hAnsi="Consolas"/>
-          <w:sz w:val="17"/>
-        </w:rPr>
-      </w:pPr>
-      <w:r>
-        <w:rPr>
-          <w:rFonts w:ascii="Consolas" w:hAnsi="Consolas"/>
-          <w:sz w:val="17"/>
-        </w:rPr>
-        <w:t>Update the function to handle NA values, empty vectors, and vectors with too few observations. Also let me choose the multiplier (not always 1.5) and let me choose how the quartiles are calculated, because boxplot.stats() in R uses a different quartile method to quantile() and I want to be able to compare the two.</w:t>
+        <w:t>P2  -  Step 1 - refinement 1, exactly as the brief specifies</w:t>
+      </w:r>
+    </w:p>
+    <w:p>
+      <w:pPr>
+        <w:shd w:val="clear" w:color="auto" w:fill="F2F2F2"/>
+        <w:spacing w:after="0"/>
+        <w:ind w:left="280"/>
+        <w:rPr>
+          <w:rFonts w:ascii="Consolas" w:hAnsi="Consolas"/>
+          <w:sz w:val="17"/>
+        </w:rPr>
+      </w:pPr>
+      <w:r>
+        <w:rPr>
+          <w:rFonts w:ascii="Consolas" w:hAnsi="Consolas"/>
+          <w:sz w:val="17"/>
+        </w:rPr>
+        <w:t>Revise the function to include comments, argument validation, and return a clean result.</w:t>
       </w:r>
     </w:p>
     <w:p>
@@ -14846,58 +14387,7 @@
         <w:rPr>
           <w:sz w:val="20"/>
         </w:rPr>
-        <w:t>PASTE CHATGPT'S FULL REPLY HERE.</w:t>
-      </w:r>
-    </w:p>
-    <w:p>
-      <w:pPr>
-        <w:ind w:left="0"/>
-      </w:pPr>
-    </w:p>
-    <w:p>
-      <w:pPr>
-        <w:pStyle w:val="Heading2"/>
-      </w:pPr>
-      <w:r>
-        <w:t>P6  -  Step 2 - efficiency and readability</w:t>
-      </w:r>
-    </w:p>
-    <w:p>
-      <w:pPr>
-        <w:shd w:val="clear" w:color="auto" w:fill="F2F2F2"/>
-        <w:spacing w:after="0"/>
-        <w:ind w:left="280"/>
-        <w:rPr>
-          <w:rFonts w:ascii="Consolas" w:hAnsi="Consolas"/>
-          <w:sz w:val="17"/>
-        </w:rPr>
-      </w:pPr>
-      <w:r>
-        <w:rPr>
-          <w:rFonts w:ascii="Consolas" w:hAnsi="Consolas"/>
-          <w:sz w:val="17"/>
-        </w:rPr>
-        <w:t>Optimize the function for efficiency and readability.</w:t>
-      </w:r>
-    </w:p>
-    <w:p>
-      <w:pPr>
-        <w:spacing w:after="0"/>
-        <w:ind w:left="0"/>
-      </w:pPr>
-    </w:p>
-    <w:p>
-      <w:pPr>
-        <w:ind w:left="0"/>
-        <w:rPr>
-          <w:color w:val="000000"/>
-        </w:rPr>
-      </w:pPr>
-      <w:r>
-        <w:rPr>
-          <w:color w:val="000000"/>
-        </w:rPr>
-        <w:t>ChatGPT's reply:</w:t>
+        <w:t>&gt;&gt;&gt;&gt;&gt;  PASTE CHATGPT'S FULL REPLY TO P2 HERE  &lt;&lt;&lt;&lt;&lt;</w:t>
       </w:r>
     </w:p>
     <w:p>
@@ -14908,63 +14398,6 @@
           <w:sz w:val="20"/>
         </w:rPr>
       </w:pPr>
-      <w:r>
-        <w:rPr>
-          <w:sz w:val="20"/>
-        </w:rPr>
-        <w:t>PASTE CHATGPT'S FULL REPLY HERE.</w:t>
-      </w:r>
-    </w:p>
-    <w:p>
-      <w:pPr>
-        <w:ind w:left="0"/>
-      </w:pPr>
-    </w:p>
-    <w:p>
-      <w:pPr>
-        <w:pStyle w:val="Heading2"/>
-      </w:pPr>
-      <w:r>
-        <w:t>P7  -  Step 2 - what to test</w:t>
-      </w:r>
-    </w:p>
-    <w:p>
-      <w:pPr>
-        <w:shd w:val="clear" w:color="auto" w:fill="F2F2F2"/>
-        <w:spacing w:after="0"/>
-        <w:ind w:left="280"/>
-        <w:rPr>
-          <w:rFonts w:ascii="Consolas" w:hAnsi="Consolas"/>
-          <w:sz w:val="17"/>
-        </w:rPr>
-      </w:pPr>
-      <w:r>
-        <w:rPr>
-          <w:rFonts w:ascii="Consolas" w:hAnsi="Consolas"/>
-          <w:sz w:val="17"/>
-        </w:rPr>
-        <w:t>How could you test this function with edge cases?</w:t>
-      </w:r>
-    </w:p>
-    <w:p>
-      <w:pPr>
-        <w:spacing w:after="0"/>
-        <w:ind w:left="0"/>
-      </w:pPr>
-    </w:p>
-    <w:p>
-      <w:pPr>
-        <w:ind w:left="0"/>
-        <w:rPr>
-          <w:color w:val="000000"/>
-        </w:rPr>
-      </w:pPr>
-      <w:r>
-        <w:rPr>
-          <w:color w:val="000000"/>
-        </w:rPr>
-        <w:t>ChatGPT's reply:</w:t>
-      </w:r>
     </w:p>
     <w:p>
       <w:pPr>
@@ -14978,58 +14411,7 @@
         <w:rPr>
           <w:sz w:val="20"/>
         </w:rPr>
-        <w:t>PASTE CHATGPT'S FULL REPLY HERE.</w:t>
-      </w:r>
-    </w:p>
-    <w:p>
-      <w:pPr>
-        <w:ind w:left="0"/>
-      </w:pPr>
-    </w:p>
-    <w:p>
-      <w:pPr>
-        <w:pStyle w:val="Heading2"/>
-      </w:pPr>
-      <w:r>
-        <w:t>P8  -  Step 3 - summarising the revisions, exactly as the brief specifies</w:t>
-      </w:r>
-    </w:p>
-    <w:p>
-      <w:pPr>
-        <w:shd w:val="clear" w:color="auto" w:fill="F2F2F2"/>
-        <w:spacing w:after="0"/>
-        <w:ind w:left="280"/>
-        <w:rPr>
-          <w:rFonts w:ascii="Consolas" w:hAnsi="Consolas"/>
-          <w:sz w:val="17"/>
-        </w:rPr>
-      </w:pPr>
-      <w:r>
-        <w:rPr>
-          <w:rFonts w:ascii="Consolas" w:hAnsi="Consolas"/>
-          <w:sz w:val="17"/>
-        </w:rPr>
-        <w:t>Summarize how this R function changed across revisions. Highlight what improvements were human-driven vs AI-generated.</w:t>
-      </w:r>
-    </w:p>
-    <w:p>
-      <w:pPr>
-        <w:spacing w:after="0"/>
-        <w:ind w:left="0"/>
-      </w:pPr>
-    </w:p>
-    <w:p>
-      <w:pPr>
-        <w:ind w:left="0"/>
-        <w:rPr>
-          <w:color w:val="000000"/>
-        </w:rPr>
-      </w:pPr>
-      <w:r>
-        <w:rPr>
-          <w:color w:val="000000"/>
-        </w:rPr>
-        <w:t>ChatGPT's reply:</w:t>
+        <w:t>How: open the chat in ChatGPT, click once inside the reply, press Ctrl+A then Ctrl+C to copy the whole thing, then click in this box and press Ctrl+V.</w:t>
       </w:r>
     </w:p>
     <w:p>
@@ -15044,7 +14426,1810 @@
         <w:rPr>
           <w:sz w:val="20"/>
         </w:rPr>
-        <w:t>PASTE CHATGPT'S FULL REPLY HERE.</w:t>
+        <w:t>Copy it whole. Do not retype it, do not tidy it up, and do not leave any part out.</w:t>
+      </w:r>
+    </w:p>
+    <w:p>
+      <w:pPr>
+        <w:ind w:left="0"/>
+      </w:pPr>
+    </w:p>
+    <w:p>
+      <w:pPr>
+        <w:pStyle w:val="Heading2"/>
+      </w:pPr>
+      <w:r>
+        <w:t>P3  -  Step 1 - refinement 2, exactly as the brief specifies</w:t>
+      </w:r>
+    </w:p>
+    <w:p>
+      <w:pPr>
+        <w:shd w:val="clear" w:color="auto" w:fill="F2F2F2"/>
+        <w:spacing w:after="0"/>
+        <w:ind w:left="280"/>
+        <w:rPr>
+          <w:rFonts w:ascii="Consolas" w:hAnsi="Consolas"/>
+          <w:sz w:val="17"/>
+        </w:rPr>
+      </w:pPr>
+      <w:r>
+        <w:rPr>
+          <w:rFonts w:ascii="Consolas" w:hAnsi="Consolas"/>
+          <w:sz w:val="17"/>
+        </w:rPr>
+        <w:t>Explain what each line of the R code does and how you might test if it works correctly.</w:t>
+      </w:r>
+    </w:p>
+    <w:p>
+      <w:pPr>
+        <w:spacing w:after="0"/>
+        <w:ind w:left="0"/>
+      </w:pPr>
+    </w:p>
+    <w:p>
+      <w:pPr>
+        <w:ind w:left="0"/>
+        <w:rPr>
+          <w:color w:val="000000"/>
+        </w:rPr>
+      </w:pPr>
+      <w:r>
+        <w:rPr>
+          <w:color w:val="000000"/>
+        </w:rPr>
+        <w:t>ChatGPT's reply:</w:t>
+      </w:r>
+    </w:p>
+    <w:p>
+      <w:pPr>
+        <w:shd w:val="clear" w:color="auto" w:fill="F7F7F7"/>
+        <w:ind w:left="240" w:right="240"/>
+        <w:rPr>
+          <w:sz w:val="20"/>
+        </w:rPr>
+      </w:pPr>
+      <w:r>
+        <w:rPr>
+          <w:sz w:val="20"/>
+        </w:rPr>
+        <w:t>&gt;&gt;&gt;&gt;&gt;  PASTE CHATGPT'S FULL REPLY TO P3 HERE  &lt;&lt;&lt;&lt;&lt;</w:t>
+      </w:r>
+    </w:p>
+    <w:p>
+      <w:pPr>
+        <w:shd w:val="clear" w:color="auto" w:fill="F7F7F7"/>
+        <w:ind w:left="240" w:right="240"/>
+        <w:rPr>
+          <w:sz w:val="20"/>
+        </w:rPr>
+      </w:pPr>
+    </w:p>
+    <w:p>
+      <w:pPr>
+        <w:shd w:val="clear" w:color="auto" w:fill="F7F7F7"/>
+        <w:ind w:left="240" w:right="240"/>
+        <w:rPr>
+          <w:sz w:val="20"/>
+        </w:rPr>
+      </w:pPr>
+      <w:r>
+        <w:rPr>
+          <w:sz w:val="20"/>
+        </w:rPr>
+        <w:t>How: open the chat in ChatGPT, click once inside the reply, press Ctrl+A then Ctrl+C to copy the whole thing, then click in this box and press Ctrl+V.</w:t>
+      </w:r>
+    </w:p>
+    <w:p>
+      <w:pPr>
+        <w:shd w:val="clear" w:color="auto" w:fill="F7F7F7"/>
+        <w:ind w:left="240" w:right="240"/>
+        <w:rPr>
+          <w:sz w:val="20"/>
+        </w:rPr>
+      </w:pPr>
+      <w:r>
+        <w:rPr>
+          <w:sz w:val="20"/>
+        </w:rPr>
+        <w:t>Copy it whole. Do not retype it, do not tidy it up, and do not leave any part out.</w:t>
+      </w:r>
+    </w:p>
+    <w:p>
+      <w:pPr>
+        <w:ind w:left="0"/>
+      </w:pPr>
+    </w:p>
+    <w:p>
+      <w:pPr>
+        <w:pStyle w:val="Heading2"/>
+      </w:pPr>
+      <w:r>
+        <w:lastRenderedPageBreak/>
+        <w:t>P4  -  Step 2 - bug fix, sent only after the real error was hit in RStudio</w:t>
+      </w:r>
+    </w:p>
+    <w:p>
+      <w:pPr>
+        <w:shd w:val="clear" w:color="auto" w:fill="F2F2F2"/>
+        <w:spacing w:after="0"/>
+        <w:ind w:left="280"/>
+        <w:rPr>
+          <w:rFonts w:ascii="Consolas" w:hAnsi="Consolas"/>
+          <w:sz w:val="17"/>
+        </w:rPr>
+      </w:pPr>
+      <w:r>
+        <w:rPr>
+          <w:rFonts w:ascii="Consolas" w:hAnsi="Consolas"/>
+          <w:sz w:val="17"/>
+        </w:rPr>
+        <w:t>I ran your function in RStudio and it gave this error:</w:t>
+      </w:r>
+    </w:p>
+    <w:p>
+      <w:pPr>
+        <w:shd w:val="clear" w:color="auto" w:fill="F2F2F2"/>
+        <w:spacing w:after="0"/>
+        <w:ind w:left="280"/>
+        <w:rPr>
+          <w:rFonts w:ascii="Consolas" w:hAnsi="Consolas"/>
+          <w:sz w:val="17"/>
+        </w:rPr>
+      </w:pPr>
+    </w:p>
+    <w:p>
+      <w:pPr>
+        <w:shd w:val="clear" w:color="auto" w:fill="F2F2F2"/>
+        <w:spacing w:after="0"/>
+        <w:ind w:left="280"/>
+        <w:rPr>
+          <w:rFonts w:ascii="Consolas" w:hAnsi="Consolas"/>
+          <w:sz w:val="17"/>
+        </w:rPr>
+      </w:pPr>
+    </w:p>
+    <w:p>
+      <w:pPr>
+        <w:shd w:val="clear" w:color="auto" w:fill="F2F2F2"/>
+        <w:spacing w:after="0"/>
+        <w:ind w:left="280"/>
+        <w:rPr>
+          <w:rFonts w:ascii="Consolas" w:hAnsi="Consolas"/>
+          <w:sz w:val="17"/>
+        </w:rPr>
+      </w:pPr>
+    </w:p>
+    <w:p>
+      <w:pPr>
+        <w:shd w:val="clear" w:color="auto" w:fill="F2F2F2"/>
+        <w:spacing w:after="0"/>
+        <w:ind w:left="280"/>
+        <w:rPr>
+          <w:rFonts w:ascii="Consolas" w:hAnsi="Consolas"/>
+          <w:sz w:val="17"/>
+        </w:rPr>
+      </w:pPr>
+      <w:r>
+        <w:rPr>
+          <w:rFonts w:ascii="Consolas" w:hAnsi="Consolas"/>
+          <w:sz w:val="17"/>
+        </w:rPr>
+        <w:t>&gt; remove_outliers_v1(c(NA, NA, NA))</w:t>
+      </w:r>
+    </w:p>
+    <w:p>
+      <w:pPr>
+        <w:shd w:val="clear" w:color="auto" w:fill="F2F2F2"/>
+        <w:spacing w:after="0"/>
+        <w:ind w:left="280"/>
+        <w:rPr>
+          <w:rFonts w:ascii="Consolas" w:hAnsi="Consolas"/>
+          <w:sz w:val="17"/>
+        </w:rPr>
+      </w:pPr>
+    </w:p>
+    <w:p>
+      <w:pPr>
+        <w:shd w:val="clear" w:color="auto" w:fill="F2F2F2"/>
+        <w:spacing w:after="0"/>
+        <w:ind w:left="280"/>
+        <w:rPr>
+          <w:rFonts w:ascii="Consolas" w:hAnsi="Consolas"/>
+          <w:sz w:val="17"/>
+        </w:rPr>
+      </w:pPr>
+      <w:r>
+        <w:rPr>
+          <w:rFonts w:ascii="Consolas" w:hAnsi="Consolas"/>
+          <w:sz w:val="17"/>
+        </w:rPr>
+        <w:t>Error in if (any(x &lt; lower_bound) || any(x &gt; upper_bound)) {     x_clean &lt;- x[x &gt;= lower_bound &amp; x &lt;= upper_bound]     return(x_clean) } :</w:t>
+      </w:r>
+    </w:p>
+    <w:p>
+      <w:pPr>
+        <w:shd w:val="clear" w:color="auto" w:fill="F2F2F2"/>
+        <w:spacing w:after="0"/>
+        <w:ind w:left="280"/>
+        <w:rPr>
+          <w:rFonts w:ascii="Consolas" w:hAnsi="Consolas"/>
+          <w:sz w:val="17"/>
+        </w:rPr>
+      </w:pPr>
+    </w:p>
+    <w:p>
+      <w:pPr>
+        <w:shd w:val="clear" w:color="auto" w:fill="F2F2F2"/>
+        <w:spacing w:after="0"/>
+        <w:ind w:left="280"/>
+        <w:rPr>
+          <w:rFonts w:ascii="Consolas" w:hAnsi="Consolas"/>
+          <w:sz w:val="17"/>
+        </w:rPr>
+      </w:pPr>
+      <w:r>
+        <w:rPr>
+          <w:rFonts w:ascii="Consolas" w:hAnsi="Consolas"/>
+          <w:sz w:val="17"/>
+        </w:rPr>
+        <w:t xml:space="preserve">  missing value where TRUE/FALSE needed</w:t>
+      </w:r>
+    </w:p>
+    <w:p>
+      <w:pPr>
+        <w:shd w:val="clear" w:color="auto" w:fill="F2F2F2"/>
+        <w:spacing w:after="0"/>
+        <w:ind w:left="280"/>
+        <w:rPr>
+          <w:rFonts w:ascii="Consolas" w:hAnsi="Consolas"/>
+          <w:sz w:val="17"/>
+        </w:rPr>
+      </w:pPr>
+    </w:p>
+    <w:p>
+      <w:pPr>
+        <w:shd w:val="clear" w:color="auto" w:fill="F2F2F2"/>
+        <w:spacing w:after="0"/>
+        <w:ind w:left="280"/>
+        <w:rPr>
+          <w:rFonts w:ascii="Consolas" w:hAnsi="Consolas"/>
+          <w:sz w:val="17"/>
+        </w:rPr>
+      </w:pPr>
+    </w:p>
+    <w:p>
+      <w:pPr>
+        <w:shd w:val="clear" w:color="auto" w:fill="F2F2F2"/>
+        <w:spacing w:after="0"/>
+        <w:ind w:left="280"/>
+        <w:rPr>
+          <w:rFonts w:ascii="Consolas" w:hAnsi="Consolas"/>
+          <w:sz w:val="17"/>
+        </w:rPr>
+      </w:pPr>
+    </w:p>
+    <w:p>
+      <w:pPr>
+        <w:shd w:val="clear" w:color="auto" w:fill="F2F2F2"/>
+        <w:spacing w:after="0"/>
+        <w:ind w:left="280"/>
+        <w:rPr>
+          <w:rFonts w:ascii="Consolas" w:hAnsi="Consolas"/>
+          <w:sz w:val="17"/>
+        </w:rPr>
+      </w:pPr>
+      <w:r>
+        <w:rPr>
+          <w:rFonts w:ascii="Consolas" w:hAnsi="Consolas"/>
+          <w:sz w:val="17"/>
+        </w:rPr>
+        <w:t>Here is the function I ran:</w:t>
+      </w:r>
+    </w:p>
+    <w:p>
+      <w:pPr>
+        <w:shd w:val="clear" w:color="auto" w:fill="F2F2F2"/>
+        <w:spacing w:after="0"/>
+        <w:ind w:left="280"/>
+        <w:rPr>
+          <w:rFonts w:ascii="Consolas" w:hAnsi="Consolas"/>
+          <w:sz w:val="17"/>
+        </w:rPr>
+      </w:pPr>
+    </w:p>
+    <w:p>
+      <w:pPr>
+        <w:shd w:val="clear" w:color="auto" w:fill="F2F2F2"/>
+        <w:spacing w:after="0"/>
+        <w:ind w:left="280"/>
+        <w:rPr>
+          <w:rFonts w:ascii="Consolas" w:hAnsi="Consolas"/>
+          <w:sz w:val="17"/>
+        </w:rPr>
+      </w:pPr>
+    </w:p>
+    <w:p>
+      <w:pPr>
+        <w:shd w:val="clear" w:color="auto" w:fill="F2F2F2"/>
+        <w:spacing w:after="0"/>
+        <w:ind w:left="280"/>
+        <w:rPr>
+          <w:rFonts w:ascii="Consolas" w:hAnsi="Consolas"/>
+          <w:sz w:val="17"/>
+        </w:rPr>
+      </w:pPr>
+    </w:p>
+    <w:p>
+      <w:pPr>
+        <w:shd w:val="clear" w:color="auto" w:fill="F2F2F2"/>
+        <w:spacing w:after="0"/>
+        <w:ind w:left="280"/>
+        <w:rPr>
+          <w:rFonts w:ascii="Consolas" w:hAnsi="Consolas"/>
+          <w:sz w:val="17"/>
+        </w:rPr>
+      </w:pPr>
+      <w:r>
+        <w:rPr>
+          <w:rFonts w:ascii="Consolas" w:hAnsi="Consolas"/>
+          <w:sz w:val="17"/>
+        </w:rPr>
+        <w:t>remove_outliers_v1 &lt;- function(x, iqr_multiplier = 1.5) {</w:t>
+      </w:r>
+    </w:p>
+    <w:p>
+      <w:pPr>
+        <w:shd w:val="clear" w:color="auto" w:fill="F2F2F2"/>
+        <w:spacing w:after="0"/>
+        <w:ind w:left="280"/>
+        <w:rPr>
+          <w:rFonts w:ascii="Consolas" w:hAnsi="Consolas"/>
+          <w:sz w:val="17"/>
+        </w:rPr>
+      </w:pPr>
+    </w:p>
+    <w:p>
+      <w:pPr>
+        <w:shd w:val="clear" w:color="auto" w:fill="F2F2F2"/>
+        <w:spacing w:after="0"/>
+        <w:ind w:left="280"/>
+        <w:rPr>
+          <w:rFonts w:ascii="Consolas" w:hAnsi="Consolas"/>
+          <w:sz w:val="17"/>
+        </w:rPr>
+      </w:pPr>
+    </w:p>
+    <w:p>
+      <w:pPr>
+        <w:shd w:val="clear" w:color="auto" w:fill="F2F2F2"/>
+        <w:spacing w:after="0"/>
+        <w:ind w:left="280"/>
+        <w:rPr>
+          <w:rFonts w:ascii="Consolas" w:hAnsi="Consolas"/>
+          <w:sz w:val="17"/>
+        </w:rPr>
+      </w:pPr>
+    </w:p>
+    <w:p>
+      <w:pPr>
+        <w:shd w:val="clear" w:color="auto" w:fill="F2F2F2"/>
+        <w:spacing w:after="0"/>
+        <w:ind w:left="280"/>
+        <w:rPr>
+          <w:rFonts w:ascii="Consolas" w:hAnsi="Consolas"/>
+          <w:sz w:val="17"/>
+        </w:rPr>
+      </w:pPr>
+      <w:r>
+        <w:rPr>
+          <w:rFonts w:ascii="Consolas" w:hAnsi="Consolas"/>
+          <w:sz w:val="17"/>
+        </w:rPr>
+        <w:t xml:space="preserve">  Q1 &lt;- quantile(x, 0.25, na.rm = TRUE)</w:t>
+      </w:r>
+    </w:p>
+    <w:p>
+      <w:pPr>
+        <w:shd w:val="clear" w:color="auto" w:fill="F2F2F2"/>
+        <w:spacing w:after="0"/>
+        <w:ind w:left="280"/>
+        <w:rPr>
+          <w:rFonts w:ascii="Consolas" w:hAnsi="Consolas"/>
+          <w:sz w:val="17"/>
+        </w:rPr>
+      </w:pPr>
+    </w:p>
+    <w:p>
+      <w:pPr>
+        <w:shd w:val="clear" w:color="auto" w:fill="F2F2F2"/>
+        <w:spacing w:after="0"/>
+        <w:ind w:left="280"/>
+        <w:rPr>
+          <w:rFonts w:ascii="Consolas" w:hAnsi="Consolas"/>
+          <w:sz w:val="17"/>
+        </w:rPr>
+      </w:pPr>
+      <w:r>
+        <w:rPr>
+          <w:rFonts w:ascii="Consolas" w:hAnsi="Consolas"/>
+          <w:sz w:val="17"/>
+        </w:rPr>
+        <w:t xml:space="preserve">  Q3 &lt;- quantile(x, 0.75, na.rm = TRUE)</w:t>
+      </w:r>
+    </w:p>
+    <w:p>
+      <w:pPr>
+        <w:shd w:val="clear" w:color="auto" w:fill="F2F2F2"/>
+        <w:spacing w:after="0"/>
+        <w:ind w:left="280"/>
+        <w:rPr>
+          <w:rFonts w:ascii="Consolas" w:hAnsi="Consolas"/>
+          <w:sz w:val="17"/>
+        </w:rPr>
+      </w:pPr>
+    </w:p>
+    <w:p>
+      <w:pPr>
+        <w:shd w:val="clear" w:color="auto" w:fill="F2F2F2"/>
+        <w:spacing w:after="0"/>
+        <w:ind w:left="280"/>
+        <w:rPr>
+          <w:rFonts w:ascii="Consolas" w:hAnsi="Consolas"/>
+          <w:sz w:val="17"/>
+        </w:rPr>
+      </w:pPr>
+      <w:r>
+        <w:rPr>
+          <w:rFonts w:ascii="Consolas" w:hAnsi="Consolas"/>
+          <w:sz w:val="17"/>
+        </w:rPr>
+        <w:t xml:space="preserve">  IQR &lt;- Q3 - Q1</w:t>
+      </w:r>
+    </w:p>
+    <w:p>
+      <w:pPr>
+        <w:shd w:val="clear" w:color="auto" w:fill="F2F2F2"/>
+        <w:spacing w:after="0"/>
+        <w:ind w:left="280"/>
+        <w:rPr>
+          <w:rFonts w:ascii="Consolas" w:hAnsi="Consolas"/>
+          <w:sz w:val="17"/>
+        </w:rPr>
+      </w:pPr>
+    </w:p>
+    <w:p>
+      <w:pPr>
+        <w:shd w:val="clear" w:color="auto" w:fill="F2F2F2"/>
+        <w:spacing w:after="0"/>
+        <w:ind w:left="280"/>
+        <w:rPr>
+          <w:rFonts w:ascii="Consolas" w:hAnsi="Consolas"/>
+          <w:sz w:val="17"/>
+        </w:rPr>
+      </w:pPr>
+    </w:p>
+    <w:p>
+      <w:pPr>
+        <w:shd w:val="clear" w:color="auto" w:fill="F2F2F2"/>
+        <w:spacing w:after="0"/>
+        <w:ind w:left="280"/>
+        <w:rPr>
+          <w:rFonts w:ascii="Consolas" w:hAnsi="Consolas"/>
+          <w:sz w:val="17"/>
+        </w:rPr>
+      </w:pPr>
+    </w:p>
+    <w:p>
+      <w:pPr>
+        <w:shd w:val="clear" w:color="auto" w:fill="F2F2F2"/>
+        <w:spacing w:after="0"/>
+        <w:ind w:left="280"/>
+        <w:rPr>
+          <w:rFonts w:ascii="Consolas" w:hAnsi="Consolas"/>
+          <w:sz w:val="17"/>
+        </w:rPr>
+      </w:pPr>
+      <w:r>
+        <w:rPr>
+          <w:rFonts w:ascii="Consolas" w:hAnsi="Consolas"/>
+          <w:sz w:val="17"/>
+        </w:rPr>
+        <w:t xml:space="preserve">  lower_bound &lt;- Q1 - iqr_multiplier * IQR</w:t>
+      </w:r>
+    </w:p>
+    <w:p>
+      <w:pPr>
+        <w:shd w:val="clear" w:color="auto" w:fill="F2F2F2"/>
+        <w:spacing w:after="0"/>
+        <w:ind w:left="280"/>
+        <w:rPr>
+          <w:rFonts w:ascii="Consolas" w:hAnsi="Consolas"/>
+          <w:sz w:val="17"/>
+        </w:rPr>
+      </w:pPr>
+    </w:p>
+    <w:p>
+      <w:pPr>
+        <w:shd w:val="clear" w:color="auto" w:fill="F2F2F2"/>
+        <w:spacing w:after="0"/>
+        <w:ind w:left="280"/>
+        <w:rPr>
+          <w:rFonts w:ascii="Consolas" w:hAnsi="Consolas"/>
+          <w:sz w:val="17"/>
+        </w:rPr>
+      </w:pPr>
+      <w:r>
+        <w:rPr>
+          <w:rFonts w:ascii="Consolas" w:hAnsi="Consolas"/>
+          <w:sz w:val="17"/>
+        </w:rPr>
+        <w:t xml:space="preserve">  upper_bound &lt;- Q3 + iqr_multiplier * IQR</w:t>
+      </w:r>
+    </w:p>
+    <w:p>
+      <w:pPr>
+        <w:shd w:val="clear" w:color="auto" w:fill="F2F2F2"/>
+        <w:spacing w:after="0"/>
+        <w:ind w:left="280"/>
+        <w:rPr>
+          <w:rFonts w:ascii="Consolas" w:hAnsi="Consolas"/>
+          <w:sz w:val="17"/>
+        </w:rPr>
+      </w:pPr>
+    </w:p>
+    <w:p>
+      <w:pPr>
+        <w:shd w:val="clear" w:color="auto" w:fill="F2F2F2"/>
+        <w:spacing w:after="0"/>
+        <w:ind w:left="280"/>
+        <w:rPr>
+          <w:rFonts w:ascii="Consolas" w:hAnsi="Consolas"/>
+          <w:sz w:val="17"/>
+        </w:rPr>
+      </w:pPr>
+    </w:p>
+    <w:p>
+      <w:pPr>
+        <w:shd w:val="clear" w:color="auto" w:fill="F2F2F2"/>
+        <w:spacing w:after="0"/>
+        <w:ind w:left="280"/>
+        <w:rPr>
+          <w:rFonts w:ascii="Consolas" w:hAnsi="Consolas"/>
+          <w:sz w:val="17"/>
+        </w:rPr>
+      </w:pPr>
+    </w:p>
+    <w:p>
+      <w:pPr>
+        <w:shd w:val="clear" w:color="auto" w:fill="F2F2F2"/>
+        <w:spacing w:after="0"/>
+        <w:ind w:left="280"/>
+        <w:rPr>
+          <w:rFonts w:ascii="Consolas" w:hAnsi="Consolas"/>
+          <w:sz w:val="17"/>
+        </w:rPr>
+      </w:pPr>
+      <w:r>
+        <w:rPr>
+          <w:rFonts w:ascii="Consolas" w:hAnsi="Consolas"/>
+          <w:sz w:val="17"/>
+        </w:rPr>
+        <w:t xml:space="preserve">  if (any(x &lt; lower_bound) || any(x &gt; upper_bound)) {</w:t>
+      </w:r>
+    </w:p>
+    <w:p>
+      <w:pPr>
+        <w:shd w:val="clear" w:color="auto" w:fill="F2F2F2"/>
+        <w:spacing w:after="0"/>
+        <w:ind w:left="280"/>
+        <w:rPr>
+          <w:rFonts w:ascii="Consolas" w:hAnsi="Consolas"/>
+          <w:sz w:val="17"/>
+        </w:rPr>
+      </w:pPr>
+    </w:p>
+    <w:p>
+      <w:pPr>
+        <w:shd w:val="clear" w:color="auto" w:fill="F2F2F2"/>
+        <w:spacing w:after="0"/>
+        <w:ind w:left="280"/>
+        <w:rPr>
+          <w:rFonts w:ascii="Consolas" w:hAnsi="Consolas"/>
+          <w:sz w:val="17"/>
+        </w:rPr>
+      </w:pPr>
+      <w:r>
+        <w:rPr>
+          <w:rFonts w:ascii="Consolas" w:hAnsi="Consolas"/>
+          <w:sz w:val="17"/>
+        </w:rPr>
+        <w:t xml:space="preserve">    x_clean &lt;- x[x &gt;= lower_bound &amp; x &lt;= upper_bound]</w:t>
+      </w:r>
+    </w:p>
+    <w:p>
+      <w:pPr>
+        <w:shd w:val="clear" w:color="auto" w:fill="F2F2F2"/>
+        <w:spacing w:after="0"/>
+        <w:ind w:left="280"/>
+        <w:rPr>
+          <w:rFonts w:ascii="Consolas" w:hAnsi="Consolas"/>
+          <w:sz w:val="17"/>
+        </w:rPr>
+      </w:pPr>
+    </w:p>
+    <w:p>
+      <w:pPr>
+        <w:shd w:val="clear" w:color="auto" w:fill="F2F2F2"/>
+        <w:spacing w:after="0"/>
+        <w:ind w:left="280"/>
+        <w:rPr>
+          <w:rFonts w:ascii="Consolas" w:hAnsi="Consolas"/>
+          <w:sz w:val="17"/>
+        </w:rPr>
+      </w:pPr>
+      <w:r>
+        <w:rPr>
+          <w:rFonts w:ascii="Consolas" w:hAnsi="Consolas"/>
+          <w:sz w:val="17"/>
+        </w:rPr>
+        <w:t xml:space="preserve">    return(x_clean)</w:t>
+      </w:r>
+    </w:p>
+    <w:p>
+      <w:pPr>
+        <w:shd w:val="clear" w:color="auto" w:fill="F2F2F2"/>
+        <w:spacing w:after="0"/>
+        <w:ind w:left="280"/>
+        <w:rPr>
+          <w:rFonts w:ascii="Consolas" w:hAnsi="Consolas"/>
+          <w:sz w:val="17"/>
+        </w:rPr>
+      </w:pPr>
+    </w:p>
+    <w:p>
+      <w:pPr>
+        <w:shd w:val="clear" w:color="auto" w:fill="F2F2F2"/>
+        <w:spacing w:after="0"/>
+        <w:ind w:left="280"/>
+        <w:rPr>
+          <w:rFonts w:ascii="Consolas" w:hAnsi="Consolas"/>
+          <w:sz w:val="17"/>
+        </w:rPr>
+      </w:pPr>
+      <w:r>
+        <w:rPr>
+          <w:rFonts w:ascii="Consolas" w:hAnsi="Consolas"/>
+          <w:sz w:val="17"/>
+        </w:rPr>
+        <w:t xml:space="preserve">  }</w:t>
+      </w:r>
+    </w:p>
+    <w:p>
+      <w:pPr>
+        <w:shd w:val="clear" w:color="auto" w:fill="F2F2F2"/>
+        <w:spacing w:after="0"/>
+        <w:ind w:left="280"/>
+        <w:rPr>
+          <w:rFonts w:ascii="Consolas" w:hAnsi="Consolas"/>
+          <w:sz w:val="17"/>
+        </w:rPr>
+      </w:pPr>
+    </w:p>
+    <w:p>
+      <w:pPr>
+        <w:shd w:val="clear" w:color="auto" w:fill="F2F2F2"/>
+        <w:spacing w:after="0"/>
+        <w:ind w:left="280"/>
+        <w:rPr>
+          <w:rFonts w:ascii="Consolas" w:hAnsi="Consolas"/>
+          <w:sz w:val="17"/>
+        </w:rPr>
+      </w:pPr>
+    </w:p>
+    <w:p>
+      <w:pPr>
+        <w:shd w:val="clear" w:color="auto" w:fill="F2F2F2"/>
+        <w:spacing w:after="0"/>
+        <w:ind w:left="280"/>
+        <w:rPr>
+          <w:rFonts w:ascii="Consolas" w:hAnsi="Consolas"/>
+          <w:sz w:val="17"/>
+        </w:rPr>
+      </w:pPr>
+    </w:p>
+    <w:p>
+      <w:pPr>
+        <w:shd w:val="clear" w:color="auto" w:fill="F2F2F2"/>
+        <w:spacing w:after="0"/>
+        <w:ind w:left="280"/>
+        <w:rPr>
+          <w:rFonts w:ascii="Consolas" w:hAnsi="Consolas"/>
+          <w:sz w:val="17"/>
+        </w:rPr>
+      </w:pPr>
+      <w:r>
+        <w:rPr>
+          <w:rFonts w:ascii="Consolas" w:hAnsi="Consolas"/>
+          <w:sz w:val="17"/>
+        </w:rPr>
+        <w:t xml:space="preserve">  return(x)</w:t>
+      </w:r>
+    </w:p>
+    <w:p>
+      <w:pPr>
+        <w:shd w:val="clear" w:color="auto" w:fill="F2F2F2"/>
+        <w:spacing w:after="0"/>
+        <w:ind w:left="280"/>
+        <w:rPr>
+          <w:rFonts w:ascii="Consolas" w:hAnsi="Consolas"/>
+          <w:sz w:val="17"/>
+        </w:rPr>
+      </w:pPr>
+    </w:p>
+    <w:p>
+      <w:pPr>
+        <w:shd w:val="clear" w:color="auto" w:fill="F2F2F2"/>
+        <w:spacing w:after="0"/>
+        <w:ind w:left="280"/>
+        <w:rPr>
+          <w:rFonts w:ascii="Consolas" w:hAnsi="Consolas"/>
+          <w:sz w:val="17"/>
+        </w:rPr>
+      </w:pPr>
+      <w:r>
+        <w:rPr>
+          <w:rFonts w:ascii="Consolas" w:hAnsi="Consolas"/>
+          <w:sz w:val="17"/>
+        </w:rPr>
+        <w:t>}</w:t>
+      </w:r>
+    </w:p>
+    <w:p>
+      <w:pPr>
+        <w:shd w:val="clear" w:color="auto" w:fill="F2F2F2"/>
+        <w:spacing w:after="0"/>
+        <w:ind w:left="280"/>
+        <w:rPr>
+          <w:rFonts w:ascii="Consolas" w:hAnsi="Consolas"/>
+          <w:sz w:val="17"/>
+        </w:rPr>
+      </w:pPr>
+    </w:p>
+    <w:p>
+      <w:pPr>
+        <w:shd w:val="clear" w:color="auto" w:fill="F2F2F2"/>
+        <w:spacing w:after="0"/>
+        <w:ind w:left="280"/>
+        <w:rPr>
+          <w:rFonts w:ascii="Consolas" w:hAnsi="Consolas"/>
+          <w:sz w:val="17"/>
+        </w:rPr>
+      </w:pPr>
+    </w:p>
+    <w:p>
+      <w:pPr>
+        <w:shd w:val="clear" w:color="auto" w:fill="F2F2F2"/>
+        <w:spacing w:after="0"/>
+        <w:ind w:left="280"/>
+        <w:rPr>
+          <w:rFonts w:ascii="Consolas" w:hAnsi="Consolas"/>
+          <w:sz w:val="17"/>
+        </w:rPr>
+      </w:pPr>
+    </w:p>
+    <w:p>
+      <w:pPr>
+        <w:shd w:val="clear" w:color="auto" w:fill="F2F2F2"/>
+        <w:spacing w:after="0"/>
+        <w:ind w:left="280"/>
+        <w:rPr>
+          <w:rFonts w:ascii="Consolas" w:hAnsi="Consolas"/>
+          <w:sz w:val="17"/>
+        </w:rPr>
+      </w:pPr>
+      <w:r>
+        <w:rPr>
+          <w:rFonts w:ascii="Consolas" w:hAnsi="Consolas"/>
+          <w:sz w:val="17"/>
+        </w:rPr>
+        <w:t>Please fix the error and explain what caused it.</w:t>
+      </w:r>
+    </w:p>
+    <w:p>
+      <w:pPr>
+        <w:shd w:val="clear" w:color="auto" w:fill="F2F2F2"/>
+        <w:spacing w:after="0"/>
+        <w:ind w:left="280"/>
+        <w:rPr>
+          <w:rFonts w:ascii="Consolas" w:hAnsi="Consolas"/>
+          <w:sz w:val="17"/>
+        </w:rPr>
+      </w:pPr>
+    </w:p>
+    <w:p>
+      <w:pPr>
+        <w:shd w:val="clear" w:color="auto" w:fill="F2F2F2"/>
+        <w:spacing w:after="0"/>
+        <w:ind w:left="280"/>
+        <w:rPr>
+          <w:rFonts w:ascii="Consolas" w:hAnsi="Consolas"/>
+          <w:sz w:val="17"/>
+        </w:rPr>
+      </w:pPr>
+    </w:p>
+    <w:p>
+      <w:pPr>
+        <w:shd w:val="clear" w:color="auto" w:fill="F2F2F2"/>
+        <w:spacing w:after="0"/>
+        <w:ind w:left="280"/>
+        <w:rPr>
+          <w:rFonts w:ascii="Consolas" w:hAnsi="Consolas"/>
+          <w:sz w:val="17"/>
+        </w:rPr>
+      </w:pPr>
+    </w:p>
+    <w:p>
+      <w:pPr>
+        <w:shd w:val="clear" w:color="auto" w:fill="F2F2F2"/>
+        <w:spacing w:after="0"/>
+        <w:ind w:left="280"/>
+        <w:rPr>
+          <w:rFonts w:ascii="Consolas" w:hAnsi="Consolas"/>
+          <w:sz w:val="17"/>
+        </w:rPr>
+      </w:pPr>
+      <w:r>
+        <w:rPr>
+          <w:rFonts w:ascii="Consolas" w:hAnsi="Consolas"/>
+          <w:sz w:val="17"/>
+        </w:rPr>
+        <w:t>While I was in the console I found two more problems. This one is a second</w:t>
+      </w:r>
+    </w:p>
+    <w:p>
+      <w:pPr>
+        <w:shd w:val="clear" w:color="auto" w:fill="F2F2F2"/>
+        <w:spacing w:after="0"/>
+        <w:ind w:left="280"/>
+        <w:rPr>
+          <w:rFonts w:ascii="Consolas" w:hAnsi="Consolas"/>
+          <w:sz w:val="17"/>
+        </w:rPr>
+      </w:pPr>
+    </w:p>
+    <w:p>
+      <w:pPr>
+        <w:shd w:val="clear" w:color="auto" w:fill="F2F2F2"/>
+        <w:spacing w:after="0"/>
+        <w:ind w:left="280"/>
+        <w:rPr>
+          <w:rFonts w:ascii="Consolas" w:hAnsi="Consolas"/>
+          <w:sz w:val="17"/>
+        </w:rPr>
+      </w:pPr>
+      <w:r>
+        <w:rPr>
+          <w:rFonts w:ascii="Consolas" w:hAnsi="Consolas"/>
+          <w:sz w:val="17"/>
+        </w:rPr>
+        <w:t>error:</w:t>
+      </w:r>
+    </w:p>
+    <w:p>
+      <w:pPr>
+        <w:shd w:val="clear" w:color="auto" w:fill="F2F2F2"/>
+        <w:spacing w:after="0"/>
+        <w:ind w:left="280"/>
+        <w:rPr>
+          <w:rFonts w:ascii="Consolas" w:hAnsi="Consolas"/>
+          <w:sz w:val="17"/>
+        </w:rPr>
+      </w:pPr>
+    </w:p>
+    <w:p>
+      <w:pPr>
+        <w:shd w:val="clear" w:color="auto" w:fill="F2F2F2"/>
+        <w:spacing w:after="0"/>
+        <w:ind w:left="280"/>
+        <w:rPr>
+          <w:rFonts w:ascii="Consolas" w:hAnsi="Consolas"/>
+          <w:sz w:val="17"/>
+        </w:rPr>
+      </w:pPr>
+    </w:p>
+    <w:p>
+      <w:pPr>
+        <w:shd w:val="clear" w:color="auto" w:fill="F2F2F2"/>
+        <w:spacing w:after="0"/>
+        <w:ind w:left="280"/>
+        <w:rPr>
+          <w:rFonts w:ascii="Consolas" w:hAnsi="Consolas"/>
+          <w:sz w:val="17"/>
+        </w:rPr>
+      </w:pPr>
+    </w:p>
+    <w:p>
+      <w:pPr>
+        <w:shd w:val="clear" w:color="auto" w:fill="F2F2F2"/>
+        <w:spacing w:after="0"/>
+        <w:ind w:left="280"/>
+        <w:rPr>
+          <w:rFonts w:ascii="Consolas" w:hAnsi="Consolas"/>
+          <w:sz w:val="17"/>
+        </w:rPr>
+      </w:pPr>
+      <w:r>
+        <w:rPr>
+          <w:rFonts w:ascii="Consolas" w:hAnsi="Consolas"/>
+          <w:sz w:val="17"/>
+        </w:rPr>
+        <w:t>&gt; remove_outliers_v1(c("a", "b", "c"))</w:t>
+      </w:r>
+    </w:p>
+    <w:p>
+      <w:pPr>
+        <w:shd w:val="clear" w:color="auto" w:fill="F2F2F2"/>
+        <w:spacing w:after="0"/>
+        <w:ind w:left="280"/>
+        <w:rPr>
+          <w:rFonts w:ascii="Consolas" w:hAnsi="Consolas"/>
+          <w:sz w:val="17"/>
+        </w:rPr>
+      </w:pPr>
+    </w:p>
+    <w:p>
+      <w:pPr>
+        <w:shd w:val="clear" w:color="auto" w:fill="F2F2F2"/>
+        <w:spacing w:after="0"/>
+        <w:ind w:left="280"/>
+        <w:rPr>
+          <w:rFonts w:ascii="Consolas" w:hAnsi="Consolas"/>
+          <w:sz w:val="17"/>
+        </w:rPr>
+      </w:pPr>
+      <w:r>
+        <w:rPr>
+          <w:rFonts w:ascii="Consolas" w:hAnsi="Consolas"/>
+          <w:sz w:val="17"/>
+        </w:rPr>
+        <w:t>Error in (1 - h) * qs[i] :</w:t>
+      </w:r>
+    </w:p>
+    <w:p>
+      <w:pPr>
+        <w:shd w:val="clear" w:color="auto" w:fill="F2F2F2"/>
+        <w:spacing w:after="0"/>
+        <w:ind w:left="280"/>
+        <w:rPr>
+          <w:rFonts w:ascii="Consolas" w:hAnsi="Consolas"/>
+          <w:sz w:val="17"/>
+        </w:rPr>
+      </w:pPr>
+    </w:p>
+    <w:p>
+      <w:pPr>
+        <w:shd w:val="clear" w:color="auto" w:fill="F2F2F2"/>
+        <w:spacing w:after="0"/>
+        <w:ind w:left="280"/>
+        <w:rPr>
+          <w:rFonts w:ascii="Consolas" w:hAnsi="Consolas"/>
+          <w:sz w:val="17"/>
+        </w:rPr>
+      </w:pPr>
+      <w:r>
+        <w:rPr>
+          <w:rFonts w:ascii="Consolas" w:hAnsi="Consolas"/>
+          <w:sz w:val="17"/>
+        </w:rPr>
+        <w:t xml:space="preserve">  non-numeric argument to binary operator</w:t>
+      </w:r>
+    </w:p>
+    <w:p>
+      <w:pPr>
+        <w:shd w:val="clear" w:color="auto" w:fill="F2F2F2"/>
+        <w:spacing w:after="0"/>
+        <w:ind w:left="280"/>
+        <w:rPr>
+          <w:rFonts w:ascii="Consolas" w:hAnsi="Consolas"/>
+          <w:sz w:val="17"/>
+        </w:rPr>
+      </w:pPr>
+    </w:p>
+    <w:p>
+      <w:pPr>
+        <w:shd w:val="clear" w:color="auto" w:fill="F2F2F2"/>
+        <w:spacing w:after="0"/>
+        <w:ind w:left="280"/>
+        <w:rPr>
+          <w:rFonts w:ascii="Consolas" w:hAnsi="Consolas"/>
+          <w:sz w:val="17"/>
+        </w:rPr>
+      </w:pPr>
+    </w:p>
+    <w:p>
+      <w:pPr>
+        <w:shd w:val="clear" w:color="auto" w:fill="F2F2F2"/>
+        <w:spacing w:after="0"/>
+        <w:ind w:left="280"/>
+        <w:rPr>
+          <w:rFonts w:ascii="Consolas" w:hAnsi="Consolas"/>
+          <w:sz w:val="17"/>
+        </w:rPr>
+      </w:pPr>
+    </w:p>
+    <w:p>
+      <w:pPr>
+        <w:shd w:val="clear" w:color="auto" w:fill="F2F2F2"/>
+        <w:spacing w:after="0"/>
+        <w:ind w:left="280"/>
+        <w:rPr>
+          <w:rFonts w:ascii="Consolas" w:hAnsi="Consolas"/>
+          <w:sz w:val="17"/>
+        </w:rPr>
+      </w:pPr>
+      <w:r>
+        <w:rPr>
+          <w:rFonts w:ascii="Consolas" w:hAnsi="Consolas"/>
+          <w:sz w:val="17"/>
+        </w:rPr>
+        <w:t>And this one is worse than either error, because it is not an error at all:</w:t>
+      </w:r>
+    </w:p>
+    <w:p>
+      <w:pPr>
+        <w:shd w:val="clear" w:color="auto" w:fill="F2F2F2"/>
+        <w:spacing w:after="0"/>
+        <w:ind w:left="280"/>
+        <w:rPr>
+          <w:rFonts w:ascii="Consolas" w:hAnsi="Consolas"/>
+          <w:sz w:val="17"/>
+        </w:rPr>
+      </w:pPr>
+    </w:p>
+    <w:p>
+      <w:pPr>
+        <w:shd w:val="clear" w:color="auto" w:fill="F2F2F2"/>
+        <w:spacing w:after="0"/>
+        <w:ind w:left="280"/>
+        <w:rPr>
+          <w:rFonts w:ascii="Consolas" w:hAnsi="Consolas"/>
+          <w:sz w:val="17"/>
+        </w:rPr>
+      </w:pPr>
+    </w:p>
+    <w:p>
+      <w:pPr>
+        <w:shd w:val="clear" w:color="auto" w:fill="F2F2F2"/>
+        <w:spacing w:after="0"/>
+        <w:ind w:left="280"/>
+        <w:rPr>
+          <w:rFonts w:ascii="Consolas" w:hAnsi="Consolas"/>
+          <w:sz w:val="17"/>
+        </w:rPr>
+      </w:pPr>
+    </w:p>
+    <w:p>
+      <w:pPr>
+        <w:shd w:val="clear" w:color="auto" w:fill="F2F2F2"/>
+        <w:spacing w:after="0"/>
+        <w:ind w:left="280"/>
+        <w:rPr>
+          <w:rFonts w:ascii="Consolas" w:hAnsi="Consolas"/>
+          <w:sz w:val="17"/>
+        </w:rPr>
+      </w:pPr>
+      <w:r>
+        <w:rPr>
+          <w:rFonts w:ascii="Consolas" w:hAnsi="Consolas"/>
+          <w:sz w:val="17"/>
+        </w:rPr>
+        <w:t>&gt; remove_outliers_v1(c(10, 15, NA, 999, 20, 25, NA))</w:t>
+      </w:r>
+    </w:p>
+    <w:p>
+      <w:pPr>
+        <w:shd w:val="clear" w:color="auto" w:fill="F2F2F2"/>
+        <w:spacing w:after="0"/>
+        <w:ind w:left="280"/>
+        <w:rPr>
+          <w:rFonts w:ascii="Consolas" w:hAnsi="Consolas"/>
+          <w:sz w:val="17"/>
+        </w:rPr>
+      </w:pPr>
+    </w:p>
+    <w:p>
+      <w:pPr>
+        <w:shd w:val="clear" w:color="auto" w:fill="F2F2F2"/>
+        <w:spacing w:after="0"/>
+        <w:ind w:left="280"/>
+        <w:rPr>
+          <w:rFonts w:ascii="Consolas" w:hAnsi="Consolas"/>
+          <w:sz w:val="17"/>
+        </w:rPr>
+      </w:pPr>
+    </w:p>
+    <w:p>
+      <w:pPr>
+        <w:shd w:val="clear" w:color="auto" w:fill="F2F2F2"/>
+        <w:spacing w:after="0"/>
+        <w:ind w:left="280"/>
+        <w:rPr>
+          <w:rFonts w:ascii="Consolas" w:hAnsi="Consolas"/>
+          <w:sz w:val="17"/>
+        </w:rPr>
+      </w:pPr>
+    </w:p>
+    <w:p>
+      <w:pPr>
+        <w:shd w:val="clear" w:color="auto" w:fill="F2F2F2"/>
+        <w:spacing w:after="0"/>
+        <w:ind w:left="280"/>
+        <w:rPr>
+          <w:rFonts w:ascii="Consolas" w:hAnsi="Consolas"/>
+          <w:sz w:val="17"/>
+        </w:rPr>
+      </w:pPr>
+      <w:r>
+        <w:rPr>
+          <w:rFonts w:ascii="Consolas" w:hAnsi="Consolas"/>
+          <w:sz w:val="17"/>
+        </w:rPr>
+        <w:t>Nothing is printed. No error, no warning. The function returns</w:t>
+      </w:r>
+    </w:p>
+    <w:p>
+      <w:pPr>
+        <w:shd w:val="clear" w:color="auto" w:fill="F2F2F2"/>
+        <w:spacing w:after="0"/>
+        <w:ind w:left="280"/>
+        <w:rPr>
+          <w:rFonts w:ascii="Consolas" w:hAnsi="Consolas"/>
+          <w:sz w:val="17"/>
+        </w:rPr>
+      </w:pPr>
+    </w:p>
+    <w:p>
+      <w:pPr>
+        <w:shd w:val="clear" w:color="auto" w:fill="F2F2F2"/>
+        <w:spacing w:after="0"/>
+        <w:ind w:left="280"/>
+        <w:rPr>
+          <w:rFonts w:ascii="Consolas" w:hAnsi="Consolas"/>
+          <w:sz w:val="17"/>
+        </w:rPr>
+      </w:pPr>
+    </w:p>
+    <w:p>
+      <w:pPr>
+        <w:shd w:val="clear" w:color="auto" w:fill="F2F2F2"/>
+        <w:spacing w:after="0"/>
+        <w:ind w:left="280"/>
+        <w:rPr>
+          <w:rFonts w:ascii="Consolas" w:hAnsi="Consolas"/>
+          <w:sz w:val="17"/>
+        </w:rPr>
+      </w:pPr>
+    </w:p>
+    <w:p>
+      <w:pPr>
+        <w:shd w:val="clear" w:color="auto" w:fill="F2F2F2"/>
+        <w:spacing w:after="0"/>
+        <w:ind w:left="280"/>
+        <w:rPr>
+          <w:rFonts w:ascii="Consolas" w:hAnsi="Consolas"/>
+          <w:sz w:val="17"/>
+        </w:rPr>
+      </w:pPr>
+      <w:r>
+        <w:rPr>
+          <w:rFonts w:ascii="Consolas" w:hAnsi="Consolas"/>
+          <w:sz w:val="17"/>
+        </w:rPr>
+        <w:t>10, 15, NA, 20, 25, NA</w:t>
+      </w:r>
+    </w:p>
+    <w:p>
+      <w:pPr>
+        <w:shd w:val="clear" w:color="auto" w:fill="F2F2F2"/>
+        <w:spacing w:after="0"/>
+        <w:ind w:left="280"/>
+        <w:rPr>
+          <w:rFonts w:ascii="Consolas" w:hAnsi="Consolas"/>
+          <w:sz w:val="17"/>
+        </w:rPr>
+      </w:pPr>
+    </w:p>
+    <w:p>
+      <w:pPr>
+        <w:shd w:val="clear" w:color="auto" w:fill="F2F2F2"/>
+        <w:spacing w:after="0"/>
+        <w:ind w:left="280"/>
+        <w:rPr>
+          <w:rFonts w:ascii="Consolas" w:hAnsi="Consolas"/>
+          <w:sz w:val="17"/>
+        </w:rPr>
+      </w:pPr>
+    </w:p>
+    <w:p>
+      <w:pPr>
+        <w:shd w:val="clear" w:color="auto" w:fill="F2F2F2"/>
+        <w:spacing w:after="0"/>
+        <w:ind w:left="280"/>
+        <w:rPr>
+          <w:rFonts w:ascii="Consolas" w:hAnsi="Consolas"/>
+          <w:sz w:val="17"/>
+        </w:rPr>
+      </w:pPr>
+    </w:p>
+    <w:p>
+      <w:pPr>
+        <w:shd w:val="clear" w:color="auto" w:fill="F2F2F2"/>
+        <w:spacing w:after="0"/>
+        <w:ind w:left="280"/>
+        <w:rPr>
+          <w:rFonts w:ascii="Consolas" w:hAnsi="Consolas"/>
+          <w:sz w:val="17"/>
+        </w:rPr>
+      </w:pPr>
+      <w:r>
+        <w:rPr>
+          <w:rFonts w:ascii="Consolas" w:hAnsi="Consolas"/>
+          <w:sz w:val="17"/>
+        </w:rPr>
+        <w:t>The 999 was correctly removed, but both NA values were handed straight back</w:t>
+      </w:r>
+    </w:p>
+    <w:p>
+      <w:pPr>
+        <w:shd w:val="clear" w:color="auto" w:fill="F2F2F2"/>
+        <w:spacing w:after="0"/>
+        <w:ind w:left="280"/>
+        <w:rPr>
+          <w:rFonts w:ascii="Consolas" w:hAnsi="Consolas"/>
+          <w:sz w:val="17"/>
+        </w:rPr>
+      </w:pPr>
+    </w:p>
+    <w:p>
+      <w:pPr>
+        <w:shd w:val="clear" w:color="auto" w:fill="F2F2F2"/>
+        <w:spacing w:after="0"/>
+        <w:ind w:left="280"/>
+        <w:rPr>
+          <w:rFonts w:ascii="Consolas" w:hAnsi="Consolas"/>
+          <w:sz w:val="17"/>
+        </w:rPr>
+      </w:pPr>
+      <w:r>
+        <w:rPr>
+          <w:rFonts w:ascii="Consolas" w:hAnsi="Consolas"/>
+          <w:sz w:val="17"/>
+        </w:rPr>
+        <w:t>inside the result the function called clean. It reports success and gives a</w:t>
+      </w:r>
+    </w:p>
+    <w:p>
+      <w:pPr>
+        <w:shd w:val="clear" w:color="auto" w:fill="F2F2F2"/>
+        <w:spacing w:after="0"/>
+        <w:ind w:left="280"/>
+        <w:rPr>
+          <w:rFonts w:ascii="Consolas" w:hAnsi="Consolas"/>
+          <w:sz w:val="17"/>
+        </w:rPr>
+      </w:pPr>
+    </w:p>
+    <w:p>
+      <w:pPr>
+        <w:shd w:val="clear" w:color="auto" w:fill="F2F2F2"/>
+        <w:spacing w:after="0"/>
+        <w:ind w:left="280"/>
+        <w:rPr>
+          <w:rFonts w:ascii="Consolas" w:hAnsi="Consolas"/>
+          <w:sz w:val="17"/>
+        </w:rPr>
+      </w:pPr>
+      <w:r>
+        <w:rPr>
+          <w:rFonts w:ascii="Consolas" w:hAnsi="Consolas"/>
+          <w:sz w:val="17"/>
+        </w:rPr>
+        <w:t>wrong answer. Please fix that one as well.</w:t>
+      </w:r>
+    </w:p>
+    <w:p>
+      <w:pPr>
+        <w:spacing w:after="0"/>
+        <w:ind w:left="0"/>
+      </w:pPr>
+    </w:p>
+    <w:p>
+      <w:pPr>
+        <w:ind w:left="0"/>
+        <w:rPr>
+          <w:color w:val="000000"/>
+        </w:rPr>
+      </w:pPr>
+      <w:r>
+        <w:rPr>
+          <w:color w:val="000000"/>
+        </w:rPr>
+        <w:t>ChatGPT's reply:</w:t>
+      </w:r>
+    </w:p>
+    <w:p>
+      <w:pPr>
+        <w:shd w:val="clear" w:color="auto" w:fill="F7F7F7"/>
+        <w:ind w:left="240" w:right="240"/>
+        <w:rPr>
+          <w:sz w:val="20"/>
+        </w:rPr>
+      </w:pPr>
+      <w:r>
+        <w:rPr>
+          <w:sz w:val="20"/>
+        </w:rPr>
+        <w:t>&gt;&gt;&gt;&gt;&gt;  PASTE CHATGPT'S FULL REPLY TO P4 HERE  &lt;&lt;&lt;&lt;&lt;</w:t>
+      </w:r>
+    </w:p>
+    <w:p>
+      <w:pPr>
+        <w:shd w:val="clear" w:color="auto" w:fill="F7F7F7"/>
+        <w:ind w:left="240" w:right="240"/>
+        <w:rPr>
+          <w:sz w:val="20"/>
+        </w:rPr>
+      </w:pPr>
+    </w:p>
+    <w:p>
+      <w:pPr>
+        <w:shd w:val="clear" w:color="auto" w:fill="F7F7F7"/>
+        <w:ind w:left="240" w:right="240"/>
+        <w:rPr>
+          <w:sz w:val="20"/>
+        </w:rPr>
+      </w:pPr>
+      <w:r>
+        <w:rPr>
+          <w:sz w:val="20"/>
+        </w:rPr>
+        <w:t>How: open the chat in ChatGPT, click once inside the reply, press Ctrl+A then Ctrl+C to copy the whole thing, then click in this box and press Ctrl+V.</w:t>
+      </w:r>
+    </w:p>
+    <w:p>
+      <w:pPr>
+        <w:shd w:val="clear" w:color="auto" w:fill="F7F7F7"/>
+        <w:ind w:left="240" w:right="240"/>
+        <w:rPr>
+          <w:sz w:val="20"/>
+        </w:rPr>
+      </w:pPr>
+      <w:r>
+        <w:rPr>
+          <w:sz w:val="20"/>
+        </w:rPr>
+        <w:t>Copy it whole. Do not retype it, do not tidy it up, and do not leave any part out.</w:t>
+      </w:r>
+    </w:p>
+    <w:p>
+      <w:pPr>
+        <w:ind w:left="0"/>
+      </w:pPr>
+    </w:p>
+    <w:p>
+      <w:pPr>
+        <w:pStyle w:val="Heading2"/>
+      </w:pPr>
+      <w:r>
+        <w:t>P5  -  Step 2 - edge cases and options</w:t>
+      </w:r>
+    </w:p>
+    <w:p>
+      <w:pPr>
+        <w:shd w:val="clear" w:color="auto" w:fill="F2F2F2"/>
+        <w:spacing w:after="0"/>
+        <w:ind w:left="280"/>
+        <w:rPr>
+          <w:rFonts w:ascii="Consolas" w:hAnsi="Consolas"/>
+          <w:sz w:val="17"/>
+        </w:rPr>
+      </w:pPr>
+      <w:r>
+        <w:rPr>
+          <w:rFonts w:ascii="Consolas" w:hAnsi="Consolas"/>
+          <w:sz w:val="17"/>
+        </w:rPr>
+        <w:t>Update the function to handle NA values, empty vectors, and vectors with too few observations. Also let me choose the multiplier (not always 1.5) and let me choose how the quartiles are calculated, because boxplot.stats() in R uses a different quartile method to quantile() and I want to be able to compare the two.</w:t>
+      </w:r>
+    </w:p>
+    <w:p>
+      <w:pPr>
+        <w:spacing w:after="0"/>
+        <w:ind w:left="0"/>
+      </w:pPr>
+    </w:p>
+    <w:p>
+      <w:pPr>
+        <w:ind w:left="0"/>
+        <w:rPr>
+          <w:color w:val="000000"/>
+        </w:rPr>
+      </w:pPr>
+      <w:r>
+        <w:rPr>
+          <w:color w:val="000000"/>
+        </w:rPr>
+        <w:t>ChatGPT's reply:</w:t>
+      </w:r>
+    </w:p>
+    <w:p>
+      <w:pPr>
+        <w:shd w:val="clear" w:color="auto" w:fill="F7F7F7"/>
+        <w:ind w:left="240" w:right="240"/>
+        <w:rPr>
+          <w:sz w:val="20"/>
+        </w:rPr>
+      </w:pPr>
+      <w:r>
+        <w:rPr>
+          <w:sz w:val="20"/>
+        </w:rPr>
+        <w:t>&gt;&gt;&gt;&gt;&gt;  PASTE CHATGPT'S FULL REPLY TO P5 HERE  &lt;&lt;&lt;&lt;&lt;</w:t>
+      </w:r>
+    </w:p>
+    <w:p>
+      <w:pPr>
+        <w:shd w:val="clear" w:color="auto" w:fill="F7F7F7"/>
+        <w:ind w:left="240" w:right="240"/>
+        <w:rPr>
+          <w:sz w:val="20"/>
+        </w:rPr>
+      </w:pPr>
+    </w:p>
+    <w:p>
+      <w:pPr>
+        <w:shd w:val="clear" w:color="auto" w:fill="F7F7F7"/>
+        <w:ind w:left="240" w:right="240"/>
+        <w:rPr>
+          <w:sz w:val="20"/>
+        </w:rPr>
+      </w:pPr>
+      <w:r>
+        <w:rPr>
+          <w:sz w:val="20"/>
+        </w:rPr>
+        <w:t>How: open the chat in ChatGPT, click once inside the reply, press Ctrl+A then Ctrl+C to copy the whole thing, then click in this box and press Ctrl+V.</w:t>
+      </w:r>
+    </w:p>
+    <w:p>
+      <w:pPr>
+        <w:shd w:val="clear" w:color="auto" w:fill="F7F7F7"/>
+        <w:ind w:left="240" w:right="240"/>
+        <w:rPr>
+          <w:sz w:val="20"/>
+        </w:rPr>
+      </w:pPr>
+      <w:r>
+        <w:rPr>
+          <w:sz w:val="20"/>
+        </w:rPr>
+        <w:t>Copy it whole. Do not retype it, do not tidy it up, and do not leave any part out.</w:t>
+      </w:r>
+    </w:p>
+    <w:p>
+      <w:pPr>
+        <w:ind w:left="0"/>
+      </w:pPr>
+    </w:p>
+    <w:p>
+      <w:pPr>
+        <w:pStyle w:val="Heading2"/>
+      </w:pPr>
+      <w:r>
+        <w:t>P6  -  Step 2 - efficiency and readability</w:t>
+      </w:r>
+    </w:p>
+    <w:p>
+      <w:pPr>
+        <w:shd w:val="clear" w:color="auto" w:fill="F2F2F2"/>
+        <w:spacing w:after="0"/>
+        <w:ind w:left="280"/>
+        <w:rPr>
+          <w:rFonts w:ascii="Consolas" w:hAnsi="Consolas"/>
+          <w:sz w:val="17"/>
+        </w:rPr>
+      </w:pPr>
+      <w:r>
+        <w:rPr>
+          <w:rFonts w:ascii="Consolas" w:hAnsi="Consolas"/>
+          <w:sz w:val="17"/>
+        </w:rPr>
+        <w:t>Optimize the function for efficiency and readability.</w:t>
+      </w:r>
+    </w:p>
+    <w:p>
+      <w:pPr>
+        <w:spacing w:after="0"/>
+        <w:ind w:left="0"/>
+      </w:pPr>
+    </w:p>
+    <w:p>
+      <w:pPr>
+        <w:ind w:left="0"/>
+        <w:rPr>
+          <w:color w:val="000000"/>
+        </w:rPr>
+      </w:pPr>
+      <w:r>
+        <w:rPr>
+          <w:color w:val="000000"/>
+        </w:rPr>
+        <w:t>ChatGPT's reply:</w:t>
+      </w:r>
+    </w:p>
+    <w:p>
+      <w:pPr>
+        <w:shd w:val="clear" w:color="auto" w:fill="F7F7F7"/>
+        <w:ind w:left="240" w:right="240"/>
+        <w:rPr>
+          <w:sz w:val="20"/>
+        </w:rPr>
+      </w:pPr>
+      <w:r>
+        <w:rPr>
+          <w:sz w:val="20"/>
+        </w:rPr>
+        <w:t>&gt;&gt;&gt;&gt;&gt;  PASTE CHATGPT'S FULL REPLY TO P6 HERE  &lt;&lt;&lt;&lt;&lt;</w:t>
+      </w:r>
+    </w:p>
+    <w:p>
+      <w:pPr>
+        <w:shd w:val="clear" w:color="auto" w:fill="F7F7F7"/>
+        <w:ind w:left="240" w:right="240"/>
+        <w:rPr>
+          <w:sz w:val="20"/>
+        </w:rPr>
+      </w:pPr>
+    </w:p>
+    <w:p>
+      <w:pPr>
+        <w:shd w:val="clear" w:color="auto" w:fill="F7F7F7"/>
+        <w:ind w:left="240" w:right="240"/>
+        <w:rPr>
+          <w:sz w:val="20"/>
+        </w:rPr>
+      </w:pPr>
+      <w:r>
+        <w:rPr>
+          <w:sz w:val="20"/>
+        </w:rPr>
+        <w:t>How: open the chat in ChatGPT, click once inside the reply, press Ctrl+A then Ctrl+C to copy the whole thing, then click in this box and press Ctrl+V.</w:t>
+      </w:r>
+    </w:p>
+    <w:p>
+      <w:pPr>
+        <w:shd w:val="clear" w:color="auto" w:fill="F7F7F7"/>
+        <w:ind w:left="240" w:right="240"/>
+        <w:rPr>
+          <w:sz w:val="20"/>
+        </w:rPr>
+      </w:pPr>
+      <w:r>
+        <w:rPr>
+          <w:sz w:val="20"/>
+        </w:rPr>
+        <w:t>Copy it whole. Do not retype it, do not tidy it up, and do not leave any part out.</w:t>
+      </w:r>
+    </w:p>
+    <w:p>
+      <w:pPr>
+        <w:ind w:left="0"/>
+      </w:pPr>
+    </w:p>
+    <w:p>
+      <w:pPr>
+        <w:pStyle w:val="Heading2"/>
+      </w:pPr>
+      <w:r>
+        <w:lastRenderedPageBreak/>
+        <w:t>P7  -  Step 2 - what to test</w:t>
+      </w:r>
+    </w:p>
+    <w:p>
+      <w:pPr>
+        <w:shd w:val="clear" w:color="auto" w:fill="F2F2F2"/>
+        <w:spacing w:after="0"/>
+        <w:ind w:left="280"/>
+        <w:rPr>
+          <w:rFonts w:ascii="Consolas" w:hAnsi="Consolas"/>
+          <w:sz w:val="17"/>
+        </w:rPr>
+      </w:pPr>
+      <w:r>
+        <w:rPr>
+          <w:rFonts w:ascii="Consolas" w:hAnsi="Consolas"/>
+          <w:sz w:val="17"/>
+        </w:rPr>
+        <w:t>How could you test this function with edge cases?</w:t>
+      </w:r>
+    </w:p>
+    <w:p>
+      <w:pPr>
+        <w:spacing w:after="0"/>
+        <w:ind w:left="0"/>
+      </w:pPr>
+    </w:p>
+    <w:p>
+      <w:pPr>
+        <w:ind w:left="0"/>
+        <w:rPr>
+          <w:color w:val="000000"/>
+        </w:rPr>
+      </w:pPr>
+      <w:r>
+        <w:rPr>
+          <w:color w:val="000000"/>
+        </w:rPr>
+        <w:t>ChatGPT's reply:</w:t>
+      </w:r>
+    </w:p>
+    <w:p>
+      <w:pPr>
+        <w:shd w:val="clear" w:color="auto" w:fill="F7F7F7"/>
+        <w:ind w:left="240" w:right="240"/>
+        <w:rPr>
+          <w:sz w:val="20"/>
+        </w:rPr>
+      </w:pPr>
+      <w:r>
+        <w:rPr>
+          <w:sz w:val="20"/>
+        </w:rPr>
+        <w:t>&gt;&gt;&gt;&gt;&gt;  PASTE CHATGPT'S FULL REPLY TO P7 HERE  &lt;&lt;&lt;&lt;&lt;</w:t>
+      </w:r>
+    </w:p>
+    <w:p>
+      <w:pPr>
+        <w:shd w:val="clear" w:color="auto" w:fill="F7F7F7"/>
+        <w:ind w:left="240" w:right="240"/>
+        <w:rPr>
+          <w:sz w:val="20"/>
+        </w:rPr>
+      </w:pPr>
+    </w:p>
+    <w:p>
+      <w:pPr>
+        <w:shd w:val="clear" w:color="auto" w:fill="F7F7F7"/>
+        <w:ind w:left="240" w:right="240"/>
+        <w:rPr>
+          <w:sz w:val="20"/>
+        </w:rPr>
+      </w:pPr>
+      <w:r>
+        <w:rPr>
+          <w:sz w:val="20"/>
+        </w:rPr>
+        <w:t>How: open the chat in ChatGPT, click once inside the reply, press Ctrl+A then Ctrl+C to copy the whole thing, then click in this box and press Ctrl+V.</w:t>
+      </w:r>
+    </w:p>
+    <w:p>
+      <w:pPr>
+        <w:shd w:val="clear" w:color="auto" w:fill="F7F7F7"/>
+        <w:ind w:left="240" w:right="240"/>
+        <w:rPr>
+          <w:sz w:val="20"/>
+        </w:rPr>
+      </w:pPr>
+      <w:r>
+        <w:rPr>
+          <w:sz w:val="20"/>
+        </w:rPr>
+        <w:t>Copy it whole. Do not retype it, do not tidy it up, and do not leave any part out.</w:t>
+      </w:r>
+    </w:p>
+    <w:p>
+      <w:pPr>
+        <w:ind w:left="0"/>
+      </w:pPr>
+    </w:p>
+    <w:p>
+      <w:pPr>
+        <w:pStyle w:val="Heading2"/>
+      </w:pPr>
+      <w:r>
+        <w:t>P8  -  Step 3 - summarising the revisions, exactly as the brief specifies</w:t>
+      </w:r>
+    </w:p>
+    <w:p>
+      <w:pPr>
+        <w:shd w:val="clear" w:color="auto" w:fill="F2F2F2"/>
+        <w:spacing w:after="0"/>
+        <w:ind w:left="280"/>
+        <w:rPr>
+          <w:rFonts w:ascii="Consolas" w:hAnsi="Consolas"/>
+          <w:sz w:val="17"/>
+        </w:rPr>
+      </w:pPr>
+      <w:r>
+        <w:rPr>
+          <w:rFonts w:ascii="Consolas" w:hAnsi="Consolas"/>
+          <w:sz w:val="17"/>
+        </w:rPr>
+        <w:t>Summarize how this R function changed across revisions. Highlight what improvements were human-driven vs AI-generated.</w:t>
+      </w:r>
+    </w:p>
+    <w:p>
+      <w:pPr>
+        <w:spacing w:after="0"/>
+        <w:ind w:left="0"/>
+      </w:pPr>
+    </w:p>
+    <w:p>
+      <w:pPr>
+        <w:ind w:left="0"/>
+        <w:rPr>
+          <w:color w:val="000000"/>
+        </w:rPr>
+      </w:pPr>
+      <w:r>
+        <w:rPr>
+          <w:color w:val="000000"/>
+        </w:rPr>
+        <w:t>ChatGPT's reply:</w:t>
+      </w:r>
+    </w:p>
+    <w:p>
+      <w:pPr>
+        <w:shd w:val="clear" w:color="auto" w:fill="F7F7F7"/>
+        <w:ind w:left="240" w:right="240"/>
+        <w:rPr>
+          <w:sz w:val="20"/>
+        </w:rPr>
+      </w:pPr>
+      <w:r>
+        <w:rPr>
+          <w:sz w:val="20"/>
+        </w:rPr>
+        <w:t>&gt;&gt;&gt;&gt;&gt;  PASTE CHATGPT'S FULL REPLY TO P8 HERE  &lt;&lt;&lt;&lt;&lt;</w:t>
+      </w:r>
+    </w:p>
+    <w:p>
+      <w:pPr>
+        <w:shd w:val="clear" w:color="auto" w:fill="F7F7F7"/>
+        <w:ind w:left="240" w:right="240"/>
+        <w:rPr>
+          <w:sz w:val="20"/>
+        </w:rPr>
+      </w:pPr>
+    </w:p>
+    <w:p>
+      <w:pPr>
+        <w:shd w:val="clear" w:color="auto" w:fill="F7F7F7"/>
+        <w:ind w:left="240" w:right="240"/>
+        <w:rPr>
+          <w:sz w:val="20"/>
+        </w:rPr>
+      </w:pPr>
+      <w:r>
+        <w:rPr>
+          <w:sz w:val="20"/>
+        </w:rPr>
+        <w:t>How: open the chat in ChatGPT, click once inside the reply, press Ctrl+A then Ctrl+C to copy the whole thing, then click in this box and press Ctrl+V.</w:t>
+      </w:r>
+    </w:p>
+    <w:p>
+      <w:pPr>
+        <w:shd w:val="clear" w:color="auto" w:fill="F7F7F7"/>
+        <w:ind w:left="240" w:right="240"/>
+        <w:rPr>
+          <w:sz w:val="20"/>
+        </w:rPr>
+      </w:pPr>
+      <w:r>
+        <w:rPr>
+          <w:sz w:val="20"/>
+        </w:rPr>
+        <w:t>Copy it whole. Do not retype it, do not tidy it up, and do not leave any part out.</w:t>
       </w:r>
     </w:p>
     <w:p>
@@ -15788,7 +16973,7 @@
         <w:rPr>
           <w:color w:val="000000"/>
         </w:rPr>
-        <w:t>Everything is also in the GitHub repository at https://github.com/assignmentpe/TechnicalAnalysis, in the Assignment3 folder.</w:t>
+        <w:t>Everything is also in the GitHub repository at https://github.com/assignmentpe/DataScienceTools_Assignment3, whose root folder is this assignment.</w:t>
       </w:r>
     </w:p>
     <w:p>
@@ -16231,7 +17416,7 @@
     <w:link w:val="Heading1Char"/>
     <w:uiPriority w:val="9"/>
     <w:qFormat/>
-    <w:rsid w:val="00622512"/>
+    <w:rsid w:val="00F86400"/>
     <w:pPr>
       <w:keepNext/>
       <w:keepLines/>
@@ -16253,7 +17438,7 @@
     <w:uiPriority w:val="9"/>
     <w:unhideWhenUsed/>
     <w:qFormat/>
-    <w:rsid w:val="00622512"/>
+    <w:rsid w:val="00F86400"/>
     <w:pPr>
       <w:keepNext/>
       <w:keepLines/>
@@ -16276,7 +17461,7 @@
     <w:semiHidden/>
     <w:unhideWhenUsed/>
     <w:qFormat/>
-    <w:rsid w:val="00622512"/>
+    <w:rsid w:val="00F86400"/>
     <w:pPr>
       <w:keepNext/>
       <w:keepLines/>
@@ -16299,7 +17484,7 @@
     <w:semiHidden/>
     <w:unhideWhenUsed/>
     <w:qFormat/>
-    <w:rsid w:val="00622512"/>
+    <w:rsid w:val="00F86400"/>
     <w:pPr>
       <w:keepNext/>
       <w:keepLines/>
@@ -16322,7 +17507,7 @@
     <w:semiHidden/>
     <w:unhideWhenUsed/>
     <w:qFormat/>
-    <w:rsid w:val="00622512"/>
+    <w:rsid w:val="00F86400"/>
     <w:pPr>
       <w:keepNext/>
       <w:keepLines/>
@@ -16343,7 +17528,7 @@
     <w:semiHidden/>
     <w:unhideWhenUsed/>
     <w:qFormat/>
-    <w:rsid w:val="00622512"/>
+    <w:rsid w:val="00F86400"/>
     <w:pPr>
       <w:keepNext/>
       <w:keepLines/>
@@ -16366,7 +17551,7 @@
     <w:semiHidden/>
     <w:unhideWhenUsed/>
     <w:qFormat/>
-    <w:rsid w:val="00622512"/>
+    <w:rsid w:val="00F86400"/>
     <w:pPr>
       <w:keepNext/>
       <w:keepLines/>
@@ -16387,7 +17572,7 @@
     <w:semiHidden/>
     <w:unhideWhenUsed/>
     <w:qFormat/>
-    <w:rsid w:val="00622512"/>
+    <w:rsid w:val="00F86400"/>
     <w:pPr>
       <w:keepNext/>
       <w:keepLines/>
@@ -16409,7 +17594,7 @@
     <w:semiHidden/>
     <w:unhideWhenUsed/>
     <w:qFormat/>
-    <w:rsid w:val="00622512"/>
+    <w:rsid w:val="00F86400"/>
     <w:pPr>
       <w:keepNext/>
       <w:keepLines/>
@@ -16473,7 +17658,7 @@
     <w:basedOn w:val="DefaultParagraphFont"/>
     <w:link w:val="Heading1"/>
     <w:uiPriority w:val="9"/>
-    <w:rsid w:val="00622512"/>
+    <w:rsid w:val="00F86400"/>
     <w:rPr>
       <w:rFonts w:asciiTheme="majorHAnsi" w:eastAsiaTheme="majorEastAsia" w:hAnsiTheme="majorHAnsi" w:cstheme="majorBidi"/>
       <w:color w:val="2F5496" w:themeColor="accent1" w:themeShade="BF"/>
@@ -16486,7 +17671,7 @@
     <w:basedOn w:val="DefaultParagraphFont"/>
     <w:link w:val="Heading2"/>
     <w:uiPriority w:val="9"/>
-    <w:rsid w:val="00622512"/>
+    <w:rsid w:val="00F86400"/>
     <w:rPr>
       <w:rFonts w:asciiTheme="majorHAnsi" w:eastAsiaTheme="majorEastAsia" w:hAnsiTheme="majorHAnsi" w:cstheme="majorBidi"/>
       <w:color w:val="2F5496" w:themeColor="accent1" w:themeShade="BF"/>
@@ -16500,7 +17685,7 @@
     <w:link w:val="Heading3"/>
     <w:uiPriority w:val="9"/>
     <w:semiHidden/>
-    <w:rsid w:val="00622512"/>
+    <w:rsid w:val="00F86400"/>
     <w:rPr>
       <w:rFonts w:eastAsiaTheme="majorEastAsia" w:cstheme="majorBidi"/>
       <w:color w:val="2F5496" w:themeColor="accent1" w:themeShade="BF"/>
@@ -16514,7 +17699,7 @@
     <w:link w:val="Heading4"/>
     <w:uiPriority w:val="9"/>
     <w:semiHidden/>
-    <w:rsid w:val="00622512"/>
+    <w:rsid w:val="00F86400"/>
     <w:rPr>
       <w:rFonts w:eastAsiaTheme="majorEastAsia" w:cstheme="majorBidi"/>
       <w:i/>
@@ -16528,7 +17713,7 @@
     <w:link w:val="Heading5"/>
     <w:uiPriority w:val="9"/>
     <w:semiHidden/>
-    <w:rsid w:val="00622512"/>
+    <w:rsid w:val="00F86400"/>
     <w:rPr>
       <w:rFonts w:eastAsiaTheme="majorEastAsia" w:cstheme="majorBidi"/>
       <w:color w:val="2F5496" w:themeColor="accent1" w:themeShade="BF"/>
@@ -16540,7 +17725,7 @@
     <w:link w:val="Heading6"/>
     <w:uiPriority w:val="9"/>
     <w:semiHidden/>
-    <w:rsid w:val="00622512"/>
+    <w:rsid w:val="00F86400"/>
     <w:rPr>
       <w:rFonts w:eastAsiaTheme="majorEastAsia" w:cstheme="majorBidi"/>
       <w:i/>
@@ -16554,7 +17739,7 @@
     <w:link w:val="Heading7"/>
     <w:uiPriority w:val="9"/>
     <w:semiHidden/>
-    <w:rsid w:val="00622512"/>
+    <w:rsid w:val="00F86400"/>
     <w:rPr>
       <w:rFonts w:eastAsiaTheme="majorEastAsia" w:cstheme="majorBidi"/>
       <w:color w:val="595959" w:themeColor="text1" w:themeTint="A6"/>
@@ -16566,7 +17751,7 @@
     <w:link w:val="Heading8"/>
     <w:uiPriority w:val="9"/>
     <w:semiHidden/>
-    <w:rsid w:val="00622512"/>
+    <w:rsid w:val="00F86400"/>
     <w:rPr>
       <w:rFonts w:eastAsiaTheme="majorEastAsia" w:cstheme="majorBidi"/>
       <w:i/>
@@ -16580,7 +17765,7 @@
     <w:link w:val="Heading9"/>
     <w:uiPriority w:val="9"/>
     <w:semiHidden/>
-    <w:rsid w:val="00622512"/>
+    <w:rsid w:val="00F86400"/>
     <w:rPr>
       <w:rFonts w:eastAsiaTheme="majorEastAsia" w:cstheme="majorBidi"/>
       <w:color w:val="272727" w:themeColor="text1" w:themeTint="D8"/>
@@ -16593,7 +17778,7 @@
     <w:link w:val="TitleChar"/>
     <w:uiPriority w:val="10"/>
     <w:qFormat/>
-    <w:rsid w:val="00622512"/>
+    <w:rsid w:val="00F86400"/>
     <w:pPr>
       <w:spacing w:after="80"/>
       <w:contextualSpacing/>
@@ -16611,7 +17796,7 @@
     <w:basedOn w:val="DefaultParagraphFont"/>
     <w:link w:val="Title"/>
     <w:uiPriority w:val="10"/>
-    <w:rsid w:val="00622512"/>
+    <w:rsid w:val="00F86400"/>
     <w:rPr>
       <w:rFonts w:asciiTheme="majorHAnsi" w:eastAsiaTheme="majorEastAsia" w:hAnsiTheme="majorHAnsi" w:cstheme="majorBidi"/>
       <w:spacing w:val="-10"/>
@@ -16627,7 +17812,7 @@
     <w:link w:val="SubtitleChar"/>
     <w:uiPriority w:val="11"/>
     <w:qFormat/>
-    <w:rsid w:val="00622512"/>
+    <w:rsid w:val="00F86400"/>
     <w:pPr>
       <w:numPr>
         <w:ilvl w:val="1"/>
@@ -16648,7 +17833,7 @@
     <w:basedOn w:val="DefaultParagraphFont"/>
     <w:link w:val="Subtitle"/>
     <w:uiPriority w:val="11"/>
-    <w:rsid w:val="00622512"/>
+    <w:rsid w:val="00F86400"/>
     <w:rPr>
       <w:rFonts w:eastAsiaTheme="majorEastAsia" w:cstheme="majorBidi"/>
       <w:color w:val="595959" w:themeColor="text1" w:themeTint="A6"/>
@@ -16664,7 +17849,7 @@
     <w:link w:val="QuoteChar"/>
     <w:uiPriority w:val="29"/>
     <w:qFormat/>
-    <w:rsid w:val="00622512"/>
+    <w:rsid w:val="00F86400"/>
     <w:pPr>
       <w:spacing w:before="160" w:after="160"/>
       <w:jc w:val="center"/>
@@ -16680,7 +17865,7 @@
     <w:basedOn w:val="DefaultParagraphFont"/>
     <w:link w:val="Quote"/>
     <w:uiPriority w:val="29"/>
-    <w:rsid w:val="00622512"/>
+    <w:rsid w:val="00F86400"/>
     <w:rPr>
       <w:i/>
       <w:iCs/>
@@ -16692,7 +17877,7 @@
     <w:basedOn w:val="Normal"/>
     <w:uiPriority w:val="34"/>
     <w:qFormat/>
-    <w:rsid w:val="00622512"/>
+    <w:rsid w:val="00F86400"/>
     <w:pPr>
       <w:ind w:left="720"/>
       <w:contextualSpacing/>
@@ -16703,7 +17888,7 @@
     <w:basedOn w:val="DefaultParagraphFont"/>
     <w:uiPriority w:val="21"/>
     <w:qFormat/>
-    <w:rsid w:val="00622512"/>
+    <w:rsid w:val="00F86400"/>
     <w:rPr>
       <w:i/>
       <w:iCs/>
@@ -16717,7 +17902,7 @@
     <w:link w:val="IntenseQuoteChar"/>
     <w:uiPriority w:val="30"/>
     <w:qFormat/>
-    <w:rsid w:val="00622512"/>
+    <w:rsid w:val="00F86400"/>
     <w:pPr>
       <w:pBdr>
         <w:top w:val="single" w:sz="4" w:space="10" w:color="2F5496" w:themeColor="accent1" w:themeShade="BF"/>
@@ -16738,7 +17923,7 @@
     <w:basedOn w:val="DefaultParagraphFont"/>
     <w:link w:val="IntenseQuote"/>
     <w:uiPriority w:val="30"/>
-    <w:rsid w:val="00622512"/>
+    <w:rsid w:val="00F86400"/>
     <w:rPr>
       <w:i/>
       <w:iCs/>
@@ -16750,7 +17935,7 @@
     <w:basedOn w:val="DefaultParagraphFont"/>
     <w:uiPriority w:val="32"/>
     <w:qFormat/>
-    <w:rsid w:val="00622512"/>
+    <w:rsid w:val="00F86400"/>
     <w:rPr>
       <w:b/>
       <w:bCs/>
@@ -16763,7 +17948,7 @@
     <w:name w:val="Table Grid"/>
     <w:basedOn w:val="TableNormal"/>
     <w:uiPriority w:val="39"/>
-    <w:rsid w:val="00622512"/>
+    <w:rsid w:val="00F86400"/>
     <w:tblPr>
       <w:tblBorders>
         <w:top w:val="single" w:sz="4" w:space="0" w:color="auto"/>
